--- a/lessons/3-5/downloads/reveal/3.5-session-1-practice-form-a.docx
+++ b/lessons/3-5/downloads/reveal/3.5-session-1-practice-form-a.docx
@@ -15,7 +15,7 @@
         <w:rPr>
           <w:rFonts w:ascii="Avenir Next" w:hAnsi="Avenir Next" w:cs="Avenir Next" w:eastAsia="Avenir Next"/>
           <w:color w:val="1A1A1A"/>
-          <w:sz w:val="20"/>
+          <w:sz w:val="22"/>
           <w:szCs w:val="20"/>
         </w:rPr>
         <w:t xml:space="preserve">Name</w:t>
@@ -33,7 +33,7 @@
         <w:rPr>
           <w:rFonts w:ascii="Avenir Next" w:hAnsi="Avenir Next" w:cs="Avenir Next" w:eastAsia="Avenir Next"/>
           <w:color w:val="1A1A1A"/>
-          <w:sz w:val="20"/>
+          <w:sz w:val="22"/>
           <w:szCs w:val="20"/>
         </w:rPr>
         <w:t xml:space="preserve">   Date</w:t>
@@ -51,7 +51,7 @@
         <w:rPr>
           <w:rFonts w:ascii="Avenir Next" w:hAnsi="Avenir Next" w:cs="Avenir Next" w:eastAsia="Avenir Next"/>
           <w:color w:val="1A1A1A"/>
-          <w:sz w:val="20"/>
+          <w:sz w:val="22"/>
           <w:szCs w:val="20"/>
         </w:rPr>
         <w:t xml:space="preserve">   Period</w:t>
@@ -78,7 +78,7 @@
           <w:caps/>
           <w:color w:val="003A70"/>
           <w:spacing w:val="12"/>
-          <w:sz w:val="19"/>
+          <w:sz w:val="22"/>
           <w:szCs w:val="19"/>
         </w:rPr>
         <w:t xml:space="preserve">Lesson 3-5  ·  Session 1  ·  Practice  ·  Form A</w:t>
@@ -86,6 +86,7 @@
     </w:p>
     <w:p>
       <w:pPr>
+        <w:pStyle w:val="Heading1"/>
         <w:keepNext/>
         <w:spacing w:before="0" w:after="10" w:line="240" w:lineRule="auto"/>
       </w:pPr>
@@ -111,7 +112,7 @@
         <w:rPr>
           <w:rFonts w:ascii="Avenir Next" w:hAnsi="Avenir Next" w:cs="Avenir Next" w:eastAsia="Avenir Next"/>
           <w:color w:val="5A5F66"/>
-          <w:sz w:val="17"/>
+          <w:sz w:val="22"/>
           <w:szCs w:val="17"/>
         </w:rPr>
         <w:t xml:space="preserve">Learning target — I can compare two ratios by scaling them until they share a common term.</w:t>
@@ -128,7 +129,7 @@
     </w:p>
     <w:p>
       <w:pPr>
-        <w:spacing w:before="0" w:after="0" w:line="60" w:lineRule="auto"/>
+        <w:spacing w:before="0" w:after="0" w:line="50" w:lineRule="exact"/>
       </w:pPr>
     </w:p>
     <w:tbl>
@@ -167,6 +168,7 @@
           </w:tcPr>
           <w:p>
             <w:pPr>
+              <w:pStyle w:val="Heading2"/>
               <w:spacing w:before="0" w:after="40" w:line="264" w:lineRule="auto"/>
             </w:pPr>
             <w:r>
@@ -194,63 +196,63 @@
                 <w:rFonts w:ascii="Avenir Next" w:hAnsi="Avenir Next" w:cs="Avenir Next" w:eastAsia="Avenir Next"/>
                 <w:b/>
                 <w:color w:val="003A70"/>
+                <w:sz w:val="22"/>
+                <w:szCs w:val="18"/>
+              </w:rPr>
+              <w:t xml:space="preserve">•</w:t>
+            </w:r>
+            <w:r>
+              <w:rPr>
+                <w:rFonts w:ascii="Avenir Next" w:hAnsi="Avenir Next" w:cs="Avenir Next" w:eastAsia="Avenir Next"/>
+                <w:color w:val="1A1A1A"/>
                 <w:sz w:val="18"/>
                 <w:szCs w:val="18"/>
               </w:rPr>
-              <w:t xml:space="preserve">•</w:t>
-            </w:r>
-            <w:r>
-              <w:rPr>
-                <w:rFonts w:ascii="Avenir Next" w:hAnsi="Avenir Next" w:cs="Avenir Next" w:eastAsia="Avenir Next"/>
-                <w:color w:val="1A1A1A"/>
-                <w:sz w:val="18"/>
+              <w:tab/>
+            </w:r>
+            <w:r>
+              <w:rPr>
+                <w:rFonts w:ascii="Avenir Next" w:hAnsi="Avenir Next" w:cs="Avenir Next" w:eastAsia="Avenir Next"/>
+                <w:color w:val="1A1A1A"/>
+                <w:sz w:val="22"/>
                 <w:szCs w:val="18"/>
               </w:rPr>
-              <w:tab/>
-            </w:r>
-            <w:r>
-              <w:rPr>
-                <w:rFonts w:ascii="Avenir Next" w:hAnsi="Avenir Next" w:cs="Avenir Next" w:eastAsia="Avenir Next"/>
-                <w:color w:val="1A1A1A"/>
-                <w:sz w:val="18"/>
+              <w:t xml:space="preserve">To compare two ratios, </w:t>
+            </w:r>
+            <w:r>
+              <w:rPr>
+                <w:rFonts w:ascii="Avenir Next" w:hAnsi="Avenir Next" w:cs="Avenir Next" w:eastAsia="Avenir Next"/>
+                <w:b/>
+                <w:color w:val="1A1A1A"/>
+                <w:sz w:val="22"/>
                 <w:szCs w:val="18"/>
               </w:rPr>
-              <w:t xml:space="preserve">To compare two ratios, </w:t>
-            </w:r>
-            <w:r>
-              <w:rPr>
-                <w:rFonts w:ascii="Avenir Next" w:hAnsi="Avenir Next" w:cs="Avenir Next" w:eastAsia="Avenir Next"/>
-                <w:b/>
-                <w:color w:val="1A1A1A"/>
-                <w:sz w:val="18"/>
+              <w:t xml:space="preserve">scale</w:t>
+            </w:r>
+            <w:r>
+              <w:rPr>
+                <w:rFonts w:ascii="Avenir Next" w:hAnsi="Avenir Next" w:cs="Avenir Next" w:eastAsia="Avenir Next"/>
+                <w:color w:val="1A1A1A"/>
+                <w:sz w:val="22"/>
                 <w:szCs w:val="18"/>
               </w:rPr>
-              <w:t xml:space="preserve">scale</w:t>
-            </w:r>
-            <w:r>
-              <w:rPr>
-                <w:rFonts w:ascii="Avenir Next" w:hAnsi="Avenir Next" w:cs="Avenir Next" w:eastAsia="Avenir Next"/>
-                <w:color w:val="1A1A1A"/>
-                <w:sz w:val="18"/>
+              <w:t xml:space="preserve"> them until one term is the </w:t>
+            </w:r>
+            <w:r>
+              <w:rPr>
+                <w:rFonts w:ascii="Avenir Next" w:hAnsi="Avenir Next" w:cs="Avenir Next" w:eastAsia="Avenir Next"/>
+                <w:b/>
+                <w:color w:val="1A1A1A"/>
+                <w:sz w:val="22"/>
                 <w:szCs w:val="18"/>
               </w:rPr>
-              <w:t xml:space="preserve"> them until one term is the </w:t>
-            </w:r>
-            <w:r>
-              <w:rPr>
-                <w:rFonts w:ascii="Avenir Next" w:hAnsi="Avenir Next" w:cs="Avenir Next" w:eastAsia="Avenir Next"/>
-                <w:b/>
-                <w:color w:val="1A1A1A"/>
-                <w:sz w:val="18"/>
-                <w:szCs w:val="18"/>
-              </w:rPr>
               <w:t xml:space="preserve">same</w:t>
             </w:r>
             <w:r>
               <w:rPr>
                 <w:rFonts w:ascii="Avenir Next" w:hAnsi="Avenir Next" w:cs="Avenir Next" w:eastAsia="Avenir Next"/>
                 <w:color w:val="1A1A1A"/>
-                <w:sz w:val="18"/>
+                <w:sz w:val="22"/>
                 <w:szCs w:val="18"/>
               </w:rPr>
               <w:t xml:space="preserve"> in both. Use a common multiple.</w:t>
@@ -269,63 +271,63 @@
                 <w:rFonts w:ascii="Avenir Next" w:hAnsi="Avenir Next" w:cs="Avenir Next" w:eastAsia="Avenir Next"/>
                 <w:b/>
                 <w:color w:val="003A70"/>
+                <w:sz w:val="22"/>
+                <w:szCs w:val="18"/>
+              </w:rPr>
+              <w:t xml:space="preserve">•</w:t>
+            </w:r>
+            <w:r>
+              <w:rPr>
+                <w:rFonts w:ascii="Avenir Next" w:hAnsi="Avenir Next" w:cs="Avenir Next" w:eastAsia="Avenir Next"/>
+                <w:color w:val="1A1A1A"/>
                 <w:sz w:val="18"/>
                 <w:szCs w:val="18"/>
               </w:rPr>
-              <w:t xml:space="preserve">•</w:t>
-            </w:r>
-            <w:r>
-              <w:rPr>
-                <w:rFonts w:ascii="Avenir Next" w:hAnsi="Avenir Next" w:cs="Avenir Next" w:eastAsia="Avenir Next"/>
-                <w:color w:val="1A1A1A"/>
-                <w:sz w:val="18"/>
+              <w:tab/>
+            </w:r>
+            <w:r>
+              <w:rPr>
+                <w:rFonts w:ascii="Avenir Next" w:hAnsi="Avenir Next" w:cs="Avenir Next" w:eastAsia="Avenir Next"/>
+                <w:color w:val="1A1A1A"/>
+                <w:sz w:val="22"/>
                 <w:szCs w:val="18"/>
               </w:rPr>
-              <w:tab/>
-            </w:r>
-            <w:r>
-              <w:rPr>
-                <w:rFonts w:ascii="Avenir Next" w:hAnsi="Avenir Next" w:cs="Avenir Next" w:eastAsia="Avenir Next"/>
-                <w:color w:val="1A1A1A"/>
-                <w:sz w:val="18"/>
+              <w:t xml:space="preserve">Then compare the </w:t>
+            </w:r>
+            <w:r>
+              <w:rPr>
+                <w:rFonts w:ascii="Avenir Next" w:hAnsi="Avenir Next" w:cs="Avenir Next" w:eastAsia="Avenir Next"/>
+                <w:b/>
+                <w:color w:val="1A1A1A"/>
+                <w:sz w:val="22"/>
                 <w:szCs w:val="18"/>
               </w:rPr>
-              <w:t xml:space="preserve">Then compare the </w:t>
-            </w:r>
-            <w:r>
-              <w:rPr>
-                <w:rFonts w:ascii="Avenir Next" w:hAnsi="Avenir Next" w:cs="Avenir Next" w:eastAsia="Avenir Next"/>
-                <w:b/>
-                <w:color w:val="1A1A1A"/>
-                <w:sz w:val="18"/>
+              <w:t xml:space="preserve">other</w:t>
+            </w:r>
+            <w:r>
+              <w:rPr>
+                <w:rFonts w:ascii="Avenir Next" w:hAnsi="Avenir Next" w:cs="Avenir Next" w:eastAsia="Avenir Next"/>
+                <w:color w:val="1A1A1A"/>
+                <w:sz w:val="22"/>
                 <w:szCs w:val="18"/>
               </w:rPr>
-              <w:t xml:space="preserve">other</w:t>
-            </w:r>
-            <w:r>
-              <w:rPr>
-                <w:rFonts w:ascii="Avenir Next" w:hAnsi="Avenir Next" w:cs="Avenir Next" w:eastAsia="Avenir Next"/>
-                <w:color w:val="1A1A1A"/>
-                <w:sz w:val="18"/>
+              <w:t xml:space="preserve"> term. Less water for the same soap means a </w:t>
+            </w:r>
+            <w:r>
+              <w:rPr>
+                <w:rFonts w:ascii="Avenir Next" w:hAnsi="Avenir Next" w:cs="Avenir Next" w:eastAsia="Avenir Next"/>
+                <w:b/>
+                <w:color w:val="1A1A1A"/>
+                <w:sz w:val="22"/>
                 <w:szCs w:val="18"/>
               </w:rPr>
-              <w:t xml:space="preserve"> term. Less water for the same soap means a </w:t>
-            </w:r>
-            <w:r>
-              <w:rPr>
-                <w:rFonts w:ascii="Avenir Next" w:hAnsi="Avenir Next" w:cs="Avenir Next" w:eastAsia="Avenir Next"/>
-                <w:b/>
-                <w:color w:val="1A1A1A"/>
-                <w:sz w:val="18"/>
-                <w:szCs w:val="18"/>
-              </w:rPr>
               <w:t xml:space="preserve">stronger</w:t>
             </w:r>
             <w:r>
               <w:rPr>
                 <w:rFonts w:ascii="Avenir Next" w:hAnsi="Avenir Next" w:cs="Avenir Next" w:eastAsia="Avenir Next"/>
                 <w:color w:val="1A1A1A"/>
-                <w:sz w:val="18"/>
+                <w:sz w:val="22"/>
                 <w:szCs w:val="18"/>
               </w:rPr>
               <w:t xml:space="preserve"> mix.</w:t>
@@ -344,25 +346,25 @@
                 <w:rFonts w:ascii="Avenir Next" w:hAnsi="Avenir Next" w:cs="Avenir Next" w:eastAsia="Avenir Next"/>
                 <w:b/>
                 <w:color w:val="003A70"/>
+                <w:sz w:val="22"/>
+                <w:szCs w:val="18"/>
+              </w:rPr>
+              <w:t xml:space="preserve">•</w:t>
+            </w:r>
+            <w:r>
+              <w:rPr>
+                <w:rFonts w:ascii="Avenir Next" w:hAnsi="Avenir Next" w:cs="Avenir Next" w:eastAsia="Avenir Next"/>
+                <w:color w:val="1A1A1A"/>
                 <w:sz w:val="18"/>
                 <w:szCs w:val="18"/>
               </w:rPr>
-              <w:t xml:space="preserve">•</w:t>
-            </w:r>
-            <w:r>
-              <w:rPr>
-                <w:rFonts w:ascii="Avenir Next" w:hAnsi="Avenir Next" w:cs="Avenir Next" w:eastAsia="Avenir Next"/>
-                <w:color w:val="1A1A1A"/>
-                <w:sz w:val="18"/>
-                <w:szCs w:val="18"/>
-              </w:rPr>
               <w:tab/>
             </w:r>
             <w:r>
               <w:rPr>
                 <w:rFonts w:ascii="Avenir Next" w:hAnsi="Avenir Next" w:cs="Avenir Next" w:eastAsia="Avenir Next"/>
                 <w:color w:val="1A1A1A"/>
-                <w:sz w:val="18"/>
+                <w:sz w:val="22"/>
                 <w:szCs w:val="18"/>
               </w:rPr>
               <w:t xml:space="preserve">Never compare the raw numbers: 3 : 7 vs 2 : 5 is not settled by 7 &gt; 5.</w:t>
@@ -377,6 +379,7 @@
           </w:tcPr>
           <w:p>
             <w:pPr>
+              <w:pStyle w:val="Heading2"/>
               <w:spacing w:before="0" w:after="40" w:line="264" w:lineRule="auto"/>
             </w:pPr>
             <w:r>
@@ -399,7 +402,7 @@
               <w:rPr>
                 <w:rFonts w:ascii="Avenir Next" w:hAnsi="Avenir Next" w:cs="Avenir Next" w:eastAsia="Avenir Next"/>
                 <w:color w:val="1A1A1A"/>
-                <w:sz w:val="17"/>
+                <w:sz w:val="22"/>
                 <w:szCs w:val="17"/>
               </w:rPr>
               <w:t xml:space="preserve">Mix A has 2 soap to 5 water. Mix B has 3 soap to 7 water. Which is stronger?</w:t>
@@ -418,25 +421,25 @@
                 <w:rFonts w:ascii="Avenir Next" w:hAnsi="Avenir Next" w:cs="Avenir Next" w:eastAsia="Avenir Next"/>
                 <w:b/>
                 <w:color w:val="003A70"/>
+                <w:sz w:val="22"/>
+                <w:szCs w:val="17"/>
+              </w:rPr>
+              <w:t xml:space="preserve">Step 1</w:t>
+            </w:r>
+            <w:r>
+              <w:rPr>
+                <w:rFonts w:ascii="Avenir Next" w:hAnsi="Avenir Next" w:cs="Avenir Next" w:eastAsia="Avenir Next"/>
+                <w:color w:val="1A1A1A"/>
                 <w:sz w:val="17"/>
                 <w:szCs w:val="17"/>
               </w:rPr>
-              <w:t xml:space="preserve">Step 1</w:t>
-            </w:r>
-            <w:r>
-              <w:rPr>
-                <w:rFonts w:ascii="Avenir Next" w:hAnsi="Avenir Next" w:cs="Avenir Next" w:eastAsia="Avenir Next"/>
-                <w:color w:val="1A1A1A"/>
-                <w:sz w:val="17"/>
-                <w:szCs w:val="17"/>
-              </w:rPr>
               <w:tab/>
             </w:r>
             <w:r>
               <w:rPr>
                 <w:rFonts w:ascii="Avenir Next" w:hAnsi="Avenir Next" w:cs="Avenir Next" w:eastAsia="Avenir Next"/>
                 <w:color w:val="1A1A1A"/>
-                <w:sz w:val="17"/>
+                <w:sz w:val="22"/>
                 <w:szCs w:val="17"/>
               </w:rPr>
               <w:t xml:space="preserve">Common multiple of 2 and 3: 6.</w:t>
@@ -455,25 +458,25 @@
                 <w:rFonts w:ascii="Avenir Next" w:hAnsi="Avenir Next" w:cs="Avenir Next" w:eastAsia="Avenir Next"/>
                 <w:b/>
                 <w:color w:val="003A70"/>
+                <w:sz w:val="22"/>
+                <w:szCs w:val="17"/>
+              </w:rPr>
+              <w:t xml:space="preserve">Step 2</w:t>
+            </w:r>
+            <w:r>
+              <w:rPr>
+                <w:rFonts w:ascii="Avenir Next" w:hAnsi="Avenir Next" w:cs="Avenir Next" w:eastAsia="Avenir Next"/>
+                <w:color w:val="1A1A1A"/>
                 <w:sz w:val="17"/>
                 <w:szCs w:val="17"/>
               </w:rPr>
-              <w:t xml:space="preserve">Step 2</w:t>
-            </w:r>
-            <w:r>
-              <w:rPr>
-                <w:rFonts w:ascii="Avenir Next" w:hAnsi="Avenir Next" w:cs="Avenir Next" w:eastAsia="Avenir Next"/>
-                <w:color w:val="1A1A1A"/>
-                <w:sz w:val="17"/>
-                <w:szCs w:val="17"/>
-              </w:rPr>
               <w:tab/>
             </w:r>
             <w:r>
               <w:rPr>
                 <w:rFonts w:ascii="Avenir Next" w:hAnsi="Avenir Next" w:cs="Avenir Next" w:eastAsia="Avenir Next"/>
                 <w:color w:val="1A1A1A"/>
-                <w:sz w:val="17"/>
+                <w:sz w:val="22"/>
                 <w:szCs w:val="17"/>
               </w:rPr>
               <w:t xml:space="preserve">Mix A × 3 = 6 : 15. Mix B × 2 = 6 : 14.</w:t>
@@ -492,25 +495,25 @@
                 <w:rFonts w:ascii="Avenir Next" w:hAnsi="Avenir Next" w:cs="Avenir Next" w:eastAsia="Avenir Next"/>
                 <w:b/>
                 <w:color w:val="003A70"/>
+                <w:sz w:val="22"/>
+                <w:szCs w:val="17"/>
+              </w:rPr>
+              <w:t xml:space="preserve">Step 3</w:t>
+            </w:r>
+            <w:r>
+              <w:rPr>
+                <w:rFonts w:ascii="Avenir Next" w:hAnsi="Avenir Next" w:cs="Avenir Next" w:eastAsia="Avenir Next"/>
+                <w:color w:val="1A1A1A"/>
                 <w:sz w:val="17"/>
                 <w:szCs w:val="17"/>
               </w:rPr>
-              <w:t xml:space="preserve">Step 3</w:t>
-            </w:r>
-            <w:r>
-              <w:rPr>
-                <w:rFonts w:ascii="Avenir Next" w:hAnsi="Avenir Next" w:cs="Avenir Next" w:eastAsia="Avenir Next"/>
-                <w:color w:val="1A1A1A"/>
-                <w:sz w:val="17"/>
-                <w:szCs w:val="17"/>
-              </w:rPr>
               <w:tab/>
             </w:r>
             <w:r>
               <w:rPr>
                 <w:rFonts w:ascii="Avenir Next" w:hAnsi="Avenir Next" w:cs="Avenir Next" w:eastAsia="Avenir Next"/>
                 <w:color w:val="1A1A1A"/>
-                <w:sz w:val="17"/>
+                <w:sz w:val="22"/>
                 <w:szCs w:val="17"/>
               </w:rPr>
               <w:t xml:space="preserve">Compare water: 14 &lt; 15.</w:t>
@@ -529,18 +532,18 @@
                 <w:rFonts w:ascii="Avenir Next" w:hAnsi="Avenir Next" w:cs="Avenir Next" w:eastAsia="Avenir Next"/>
                 <w:b/>
                 <w:color w:val="1A1A1A"/>
+                <w:sz w:val="22"/>
+                <w:szCs w:val="17"/>
+              </w:rPr>
+              <w:t xml:space="preserve">Answer</w:t>
+            </w:r>
+            <w:r>
+              <w:rPr>
+                <w:rFonts w:ascii="Avenir Next" w:hAnsi="Avenir Next" w:cs="Avenir Next" w:eastAsia="Avenir Next"/>
+                <w:color w:val="1A1A1A"/>
                 <w:sz w:val="17"/>
                 <w:szCs w:val="17"/>
               </w:rPr>
-              <w:t xml:space="preserve">Answer</w:t>
-            </w:r>
-            <w:r>
-              <w:rPr>
-                <w:rFonts w:ascii="Avenir Next" w:hAnsi="Avenir Next" w:cs="Avenir Next" w:eastAsia="Avenir Next"/>
-                <w:color w:val="1A1A1A"/>
-                <w:sz w:val="17"/>
-                <w:szCs w:val="17"/>
-              </w:rPr>
               <w:tab/>
             </w:r>
             <w:r>
@@ -548,7 +551,7 @@
                 <w:rFonts w:ascii="Avenir Next" w:hAnsi="Avenir Next" w:cs="Avenir Next" w:eastAsia="Avenir Next"/>
                 <w:b/>
                 <w:color w:val="1A1A1A"/>
-                <w:sz w:val="17"/>
+                <w:sz w:val="22"/>
                 <w:szCs w:val="17"/>
               </w:rPr>
               <w:t xml:space="preserve">Mix B is stronger (less water for 6 soap)</w:t>
@@ -577,7 +580,7 @@
           <w:rFonts w:ascii="Avenir Next" w:hAnsi="Avenir Next" w:cs="Avenir Next" w:eastAsia="Avenir Next"/>
           <w:b/>
           <w:color w:val="1A1A1A"/>
-          <w:sz w:val="17"/>
+          <w:sz w:val="22"/>
           <w:szCs w:val="17"/>
         </w:rPr>
         <w:t xml:space="preserve">common multiple</w:t>
@@ -587,7 +590,7 @@
           <w:rFonts w:ascii="Avenir Next" w:hAnsi="Avenir Next" w:cs="Avenir Next" w:eastAsia="Avenir Next"/>
           <w:i/>
           <w:color w:val="5A5F66"/>
-          <w:sz w:val="17"/>
+          <w:sz w:val="22"/>
           <w:szCs w:val="17"/>
         </w:rPr>
         <w:t xml:space="preserve"> (múltiplo común)</w:t>
@@ -596,7 +599,7 @@
         <w:rPr>
           <w:rFonts w:ascii="Avenir Next" w:hAnsi="Avenir Next" w:cs="Avenir Next" w:eastAsia="Avenir Next"/>
           <w:color w:val="5A5F66"/>
-          <w:sz w:val="17"/>
+          <w:sz w:val="22"/>
           <w:szCs w:val="17"/>
         </w:rPr>
         <w:t xml:space="preserve">   ·   </w:t>
@@ -606,7 +609,7 @@
           <w:rFonts w:ascii="Avenir Next" w:hAnsi="Avenir Next" w:cs="Avenir Next" w:eastAsia="Avenir Next"/>
           <w:b/>
           <w:color w:val="1A1A1A"/>
-          <w:sz w:val="17"/>
+          <w:sz w:val="22"/>
           <w:szCs w:val="17"/>
         </w:rPr>
         <w:t xml:space="preserve">least common multiple</w:t>
@@ -616,7 +619,7 @@
           <w:rFonts w:ascii="Avenir Next" w:hAnsi="Avenir Next" w:cs="Avenir Next" w:eastAsia="Avenir Next"/>
           <w:i/>
           <w:color w:val="5A5F66"/>
-          <w:sz w:val="17"/>
+          <w:sz w:val="22"/>
           <w:szCs w:val="17"/>
         </w:rPr>
         <w:t xml:space="preserve"> (mínimo común múltiplo)</w:t>
@@ -625,7 +628,7 @@
         <w:rPr>
           <w:rFonts w:ascii="Avenir Next" w:hAnsi="Avenir Next" w:cs="Avenir Next" w:eastAsia="Avenir Next"/>
           <w:color w:val="5A5F66"/>
-          <w:sz w:val="17"/>
+          <w:sz w:val="22"/>
           <w:szCs w:val="17"/>
         </w:rPr>
         <w:t xml:space="preserve">   ·   </w:t>
@@ -635,7 +638,7 @@
           <w:rFonts w:ascii="Avenir Next" w:hAnsi="Avenir Next" w:cs="Avenir Next" w:eastAsia="Avenir Next"/>
           <w:b/>
           <w:color w:val="1A1A1A"/>
-          <w:sz w:val="17"/>
+          <w:sz w:val="22"/>
           <w:szCs w:val="17"/>
         </w:rPr>
         <w:t xml:space="preserve">stronger / weaker</w:t>
@@ -645,7 +648,7 @@
           <w:rFonts w:ascii="Avenir Next" w:hAnsi="Avenir Next" w:cs="Avenir Next" w:eastAsia="Avenir Next"/>
           <w:i/>
           <w:color w:val="5A5F66"/>
-          <w:sz w:val="17"/>
+          <w:sz w:val="22"/>
           <w:szCs w:val="17"/>
         </w:rPr>
         <w:t xml:space="preserve"> (más fuerte / más débil)</w:t>
@@ -653,6 +656,7 @@
     </w:p>
     <w:p>
       <w:pPr>
+        <w:pStyle w:val="Heading2"/>
         <w:keepNext/>
         <w:pBdr>
           <w:bottom w:val="single" w:sz="8" w:space="3" w:color="003A70"/>
@@ -668,7 +672,7 @@
           <w:b/>
           <w:color w:val="003A70"/>
           <w:spacing w:val="14"/>
-          <w:sz w:val="19"/>
+          <w:sz w:val="22"/>
           <w:szCs w:val="19"/>
         </w:rPr>
         <w:t xml:space="preserve">PRACTICE</w:t>
@@ -687,7 +691,7 @@
           <w:rFonts w:ascii="Avenir Next" w:hAnsi="Avenir Next" w:cs="Avenir Next" w:eastAsia="Avenir Next"/>
           <w:i/>
           <w:color w:val="5A5F66"/>
-          <w:sz w:val="17"/>
+          <w:sz w:val="22"/>
           <w:szCs w:val="17"/>
         </w:rPr>
         <w:t xml:space="preserve">show your work · label units</w:t>
@@ -695,7 +699,7 @@
     </w:p>
     <w:p>
       <w:pPr>
-        <w:spacing w:before="0" w:after="0" w:line="20" w:lineRule="exact"/>
+        <w:spacing w:before="0" w:after="0" w:line="50" w:lineRule="exact"/>
       </w:pPr>
     </w:p>
     <w:tbl>
@@ -745,25 +749,25 @@
                 <w:rFonts w:ascii="Avenir Next" w:hAnsi="Avenir Next" w:cs="Avenir Next" w:eastAsia="Avenir Next"/>
                 <w:b/>
                 <w:color w:val="1A1A1A"/>
+                <w:sz w:val="22"/>
+                <w:szCs w:val="20"/>
+              </w:rPr>
+              <w:t xml:space="preserve">1.</w:t>
+            </w:r>
+            <w:r>
+              <w:rPr>
+                <w:rFonts w:ascii="Avenir Next" w:hAnsi="Avenir Next" w:cs="Avenir Next" w:eastAsia="Avenir Next"/>
+                <w:color w:val="1A1A1A"/>
                 <w:sz w:val="20"/>
                 <w:szCs w:val="20"/>
               </w:rPr>
-              <w:t xml:space="preserve">1.</w:t>
-            </w:r>
-            <w:r>
-              <w:rPr>
-                <w:rFonts w:ascii="Avenir Next" w:hAnsi="Avenir Next" w:cs="Avenir Next" w:eastAsia="Avenir Next"/>
-                <w:color w:val="1A1A1A"/>
-                <w:sz w:val="20"/>
-                <w:szCs w:val="20"/>
-              </w:rPr>
               <w:tab/>
             </w:r>
             <w:r>
               <w:rPr>
                 <w:rFonts w:ascii="Avenir Next" w:hAnsi="Avenir Next" w:cs="Avenir Next" w:eastAsia="Avenir Next"/>
                 <w:color w:val="1A1A1A"/>
-                <w:sz w:val="20"/>
+                <w:sz w:val="22"/>
                 <w:szCs w:val="20"/>
               </w:rPr>
               <w:t xml:space="preserve">Scale each ratio so the first term is 12.</w:t>
@@ -818,7 +822,7 @@
                       <w:rFonts w:ascii="Avenir Next" w:hAnsi="Avenir Next" w:cs="Avenir Next" w:eastAsia="Avenir Next"/>
                       <w:b/>
                       <w:color w:val="003A70"/>
-                      <w:sz w:val="20"/>
+                      <w:sz w:val="22"/>
                       <w:szCs w:val="20"/>
                     </w:rPr>
                     <w:t xml:space="preserve">a.</w:t>
@@ -836,7 +840,7 @@
                     <w:rPr>
                       <w:rFonts w:ascii="Avenir Next" w:hAnsi="Avenir Next" w:cs="Avenir Next" w:eastAsia="Avenir Next"/>
                       <w:color w:val="1A1A1A"/>
-                      <w:sz w:val="20"/>
+                      <w:sz w:val="22"/>
                       <w:szCs w:val="20"/>
                     </w:rPr>
                     <w:t xml:space="preserve">3 : 8 = 12 :</w:t>
@@ -880,7 +884,7 @@
                       <w:rFonts w:ascii="Avenir Next" w:hAnsi="Avenir Next" w:cs="Avenir Next" w:eastAsia="Avenir Next"/>
                       <w:b/>
                       <w:color w:val="003A70"/>
-                      <w:sz w:val="20"/>
+                      <w:sz w:val="22"/>
                       <w:szCs w:val="20"/>
                     </w:rPr>
                     <w:t xml:space="preserve">b.</w:t>
@@ -898,7 +902,7 @@
                     <w:rPr>
                       <w:rFonts w:ascii="Avenir Next" w:hAnsi="Avenir Next" w:cs="Avenir Next" w:eastAsia="Avenir Next"/>
                       <w:color w:val="1A1A1A"/>
-                      <w:sz w:val="20"/>
+                      <w:sz w:val="22"/>
                       <w:szCs w:val="20"/>
                     </w:rPr>
                     <w:t xml:space="preserve">2 : 5 = 12 :</w:t>
@@ -948,7 +952,7 @@
                       <w:rFonts w:ascii="Avenir Next" w:hAnsi="Avenir Next" w:cs="Avenir Next" w:eastAsia="Avenir Next"/>
                       <w:b/>
                       <w:color w:val="003A70"/>
-                      <w:sz w:val="20"/>
+                      <w:sz w:val="22"/>
                       <w:szCs w:val="20"/>
                     </w:rPr>
                     <w:t xml:space="preserve">c.</w:t>
@@ -966,7 +970,7 @@
                     <w:rPr>
                       <w:rFonts w:ascii="Avenir Next" w:hAnsi="Avenir Next" w:cs="Avenir Next" w:eastAsia="Avenir Next"/>
                       <w:color w:val="1A1A1A"/>
-                      <w:sz w:val="20"/>
+                      <w:sz w:val="22"/>
                       <w:szCs w:val="20"/>
                     </w:rPr>
                     <w:t xml:space="preserve">4 : 9 = 12 :</w:t>
@@ -1010,7 +1014,7 @@
                       <w:rFonts w:ascii="Avenir Next" w:hAnsi="Avenir Next" w:cs="Avenir Next" w:eastAsia="Avenir Next"/>
                       <w:b/>
                       <w:color w:val="003A70"/>
-                      <w:sz w:val="20"/>
+                      <w:sz w:val="22"/>
                       <w:szCs w:val="20"/>
                     </w:rPr>
                     <w:t xml:space="preserve">d.</w:t>
@@ -1028,7 +1032,7 @@
                     <w:rPr>
                       <w:rFonts w:ascii="Avenir Next" w:hAnsi="Avenir Next" w:cs="Avenir Next" w:eastAsia="Avenir Next"/>
                       <w:color w:val="1A1A1A"/>
-                      <w:sz w:val="20"/>
+                      <w:sz w:val="22"/>
                       <w:szCs w:val="20"/>
                     </w:rPr>
                     <w:t xml:space="preserve">6 : 7 = 12 :</w:t>
@@ -1058,7 +1062,7 @@
           </w:tbl>
           <w:p>
             <w:pPr>
-              <w:spacing w:before="0" w:after="0" w:line="24" w:lineRule="auto"/>
+              <w:spacing w:before="0" w:after="0" w:line="50" w:lineRule="exact"/>
             </w:pPr>
           </w:p>
         </w:tc>
@@ -1066,12 +1070,12 @@
     </w:tbl>
     <w:p>
       <w:pPr>
-        <w:spacing w:before="0" w:after="0" w:line="20" w:lineRule="exact"/>
+        <w:spacing w:before="0" w:after="0" w:line="50" w:lineRule="exact"/>
       </w:pPr>
     </w:p>
     <w:p>
       <w:pPr>
-        <w:spacing w:before="0" w:after="0" w:line="20" w:lineRule="exact"/>
+        <w:spacing w:before="0" w:after="0" w:line="50" w:lineRule="exact"/>
       </w:pPr>
     </w:p>
     <w:tbl>
@@ -1121,18 +1125,18 @@
                 <w:rFonts w:ascii="Avenir Next" w:hAnsi="Avenir Next" w:cs="Avenir Next" w:eastAsia="Avenir Next"/>
                 <w:b/>
                 <w:color w:val="1A1A1A"/>
+                <w:sz w:val="22"/>
+                <w:szCs w:val="20"/>
+              </w:rPr>
+              <w:t xml:space="preserve">2.</w:t>
+            </w:r>
+            <w:r>
+              <w:rPr>
+                <w:rFonts w:ascii="Avenir Next" w:hAnsi="Avenir Next" w:cs="Avenir Next" w:eastAsia="Avenir Next"/>
+                <w:color w:val="1A1A1A"/>
                 <w:sz w:val="20"/>
                 <w:szCs w:val="20"/>
               </w:rPr>
-              <w:t xml:space="preserve">2.</w:t>
-            </w:r>
-            <w:r>
-              <w:rPr>
-                <w:rFonts w:ascii="Avenir Next" w:hAnsi="Avenir Next" w:cs="Avenir Next" w:eastAsia="Avenir Next"/>
-                <w:color w:val="1A1A1A"/>
-                <w:sz w:val="20"/>
-                <w:szCs w:val="20"/>
-              </w:rPr>
               <w:tab/>
             </w:r>
             <w:r>
@@ -1140,7 +1144,7 @@
                 <w:rFonts w:ascii="Avenir Next" w:hAnsi="Avenir Next" w:cs="Avenir Next" w:eastAsia="Avenir Next"/>
                 <w:b/>
                 <w:color w:val="1A1A1A"/>
-                <w:sz w:val="20"/>
+                <w:sz w:val="22"/>
                 <w:szCs w:val="20"/>
               </w:rPr>
               <w:t xml:space="preserve">Purple Paint.  </w:t>
@@ -1149,7 +1153,7 @@
               <w:rPr>
                 <w:rFonts w:ascii="Avenir Next" w:hAnsi="Avenir Next" w:cs="Avenir Next" w:eastAsia="Avenir Next"/>
                 <w:color w:val="1A1A1A"/>
-                <w:sz w:val="20"/>
+                <w:sz w:val="22"/>
                 <w:szCs w:val="20"/>
               </w:rPr>
               <w:t xml:space="preserve">Mix A uses 3 cups red to 4 cups blue. Mix B uses 2 cups red to 3 cups blue. Complete the table. Which mix is bluer?</w:t>
@@ -1166,7 +1170,7 @@
                 <w:rFonts w:ascii="Avenir Next" w:hAnsi="Avenir Next" w:cs="Avenir Next" w:eastAsia="Avenir Next"/>
                 <w:b/>
                 <w:color w:val="003A70"/>
-                <w:sz w:val="17"/>
+                <w:sz w:val="22"/>
                 <w:szCs w:val="17"/>
               </w:rPr>
               <w:t xml:space="preserve">Hint  </w:t>
@@ -1176,7 +1180,7 @@
                 <w:rFonts w:ascii="Avenir Next" w:hAnsi="Avenir Next" w:cs="Avenir Next" w:eastAsia="Avenir Next"/>
                 <w:i/>
                 <w:color w:val="5A5F66"/>
-                <w:sz w:val="17"/>
+                <w:sz w:val="22"/>
                 <w:szCs w:val="17"/>
               </w:rPr>
               <w:t xml:space="preserve">Make the red 6 cups in both mixes.</w:t>
@@ -1221,7 +1225,7 @@
                 </w:tcPr>
                 <w:p>
                   <w:pPr>
-                    <w:spacing w:before="0" w:after="0" w:line="240" w:lineRule="auto"/>
+                    <w:spacing w:before="0" w:after="0" w:line="50" w:lineRule="exact"/>
                   </w:pPr>
                 </w:p>
               </w:tc>
@@ -1241,7 +1245,7 @@
                       <w:rFonts w:ascii="Avenir Next" w:hAnsi="Avenir Next" w:cs="Avenir Next" w:eastAsia="Avenir Next"/>
                       <w:b/>
                       <w:color w:val="1A1A1A"/>
-                      <w:sz w:val="19"/>
+                      <w:sz w:val="22"/>
                       <w:szCs w:val="19"/>
                     </w:rPr>
                     <w:t xml:space="preserve">Red (cups)</w:t>
@@ -1264,7 +1268,7 @@
                       <w:rFonts w:ascii="Avenir Next" w:hAnsi="Avenir Next" w:cs="Avenir Next" w:eastAsia="Avenir Next"/>
                       <w:b/>
                       <w:color w:val="1A1A1A"/>
-                      <w:sz w:val="19"/>
+                      <w:sz w:val="22"/>
                       <w:szCs w:val="19"/>
                     </w:rPr>
                     <w:t xml:space="preserve">Blue (cups)</w:t>
@@ -1293,7 +1297,7 @@
                       <w:rFonts w:ascii="Avenir Next" w:hAnsi="Avenir Next" w:cs="Avenir Next" w:eastAsia="Avenir Next"/>
                       <w:b/>
                       <w:color w:val="1A1A1A"/>
-                      <w:sz w:val="19"/>
+                      <w:sz w:val="22"/>
                       <w:szCs w:val="19"/>
                     </w:rPr>
                     <w:t xml:space="preserve">Mix A × 2</w:t>
@@ -1314,7 +1318,7 @@
                     <w:rPr>
                       <w:rFonts w:ascii="Avenir Next" w:hAnsi="Avenir Next" w:cs="Avenir Next" w:eastAsia="Avenir Next"/>
                       <w:color w:val="1A1A1A"/>
-                      <w:sz w:val="19"/>
+                      <w:sz w:val="22"/>
                       <w:szCs w:val="19"/>
                     </w:rPr>
                     <w:t xml:space="preserve">6</w:t>
@@ -1328,7 +1332,7 @@
                 </w:tcPr>
                 <w:p>
                   <w:pPr>
-                    <w:spacing w:before="0" w:after="0" w:line="240" w:lineRule="auto"/>
+                    <w:spacing w:before="0" w:after="0" w:line="50" w:lineRule="exact"/>
                   </w:pPr>
                 </w:p>
               </w:tc>
@@ -1354,7 +1358,7 @@
                       <w:rFonts w:ascii="Avenir Next" w:hAnsi="Avenir Next" w:cs="Avenir Next" w:eastAsia="Avenir Next"/>
                       <w:b/>
                       <w:color w:val="1A1A1A"/>
-                      <w:sz w:val="19"/>
+                      <w:sz w:val="22"/>
                       <w:szCs w:val="19"/>
                     </w:rPr>
                     <w:t xml:space="preserve">Mix B × 3</w:t>
@@ -1375,7 +1379,7 @@
                     <w:rPr>
                       <w:rFonts w:ascii="Avenir Next" w:hAnsi="Avenir Next" w:cs="Avenir Next" w:eastAsia="Avenir Next"/>
                       <w:color w:val="1A1A1A"/>
-                      <w:sz w:val="19"/>
+                      <w:sz w:val="22"/>
                       <w:szCs w:val="19"/>
                     </w:rPr>
                     <w:t xml:space="preserve">6</w:t>
@@ -1389,7 +1393,7 @@
                 </w:tcPr>
                 <w:p>
                   <w:pPr>
-                    <w:spacing w:before="0" w:after="0" w:line="240" w:lineRule="auto"/>
+                    <w:spacing w:before="0" w:after="0" w:line="50" w:lineRule="exact"/>
                   </w:pPr>
                 </w:p>
               </w:tc>
@@ -1408,7 +1412,7 @@
                 <w:rFonts w:ascii="Avenir Next" w:hAnsi="Avenir Next" w:cs="Avenir Next" w:eastAsia="Avenir Next"/>
                 <w:b/>
                 <w:color w:val="1A1A1A"/>
-                <w:sz w:val="18"/>
+                <w:sz w:val="22"/>
                 <w:szCs w:val="18"/>
               </w:rPr>
               <w:t xml:space="preserve">Bluer mix</w:t>
@@ -1428,12 +1432,12 @@
     </w:tbl>
     <w:p>
       <w:pPr>
-        <w:spacing w:before="0" w:after="0" w:line="20" w:lineRule="exact"/>
+        <w:spacing w:before="0" w:after="0" w:line="50" w:lineRule="exact"/>
       </w:pPr>
     </w:p>
     <w:p>
       <w:pPr>
-        <w:spacing w:before="0" w:after="0" w:line="20" w:lineRule="exact"/>
+        <w:spacing w:before="0" w:after="0" w:line="50" w:lineRule="exact"/>
       </w:pPr>
     </w:p>
     <w:tbl>
@@ -1484,18 +1488,18 @@
                 <w:rFonts w:ascii="Avenir Next" w:hAnsi="Avenir Next" w:cs="Avenir Next" w:eastAsia="Avenir Next"/>
                 <w:b/>
                 <w:color w:val="1A1A1A"/>
+                <w:sz w:val="22"/>
+                <w:szCs w:val="20"/>
+              </w:rPr>
+              <w:t xml:space="preserve">3.</w:t>
+            </w:r>
+            <w:r>
+              <w:rPr>
+                <w:rFonts w:ascii="Avenir Next" w:hAnsi="Avenir Next" w:cs="Avenir Next" w:eastAsia="Avenir Next"/>
+                <w:color w:val="1A1A1A"/>
                 <w:sz w:val="20"/>
                 <w:szCs w:val="20"/>
               </w:rPr>
-              <w:t xml:space="preserve">3.</w:t>
-            </w:r>
-            <w:r>
-              <w:rPr>
-                <w:rFonts w:ascii="Avenir Next" w:hAnsi="Avenir Next" w:cs="Avenir Next" w:eastAsia="Avenir Next"/>
-                <w:color w:val="1A1A1A"/>
-                <w:sz w:val="20"/>
-                <w:szCs w:val="20"/>
-              </w:rPr>
               <w:tab/>
             </w:r>
             <w:r>
@@ -1503,7 +1507,7 @@
                 <w:rFonts w:ascii="Avenir Next" w:hAnsi="Avenir Next" w:cs="Avenir Next" w:eastAsia="Avenir Next"/>
                 <w:b/>
                 <w:color w:val="1A1A1A"/>
-                <w:sz w:val="20"/>
+                <w:sz w:val="22"/>
                 <w:szCs w:val="20"/>
               </w:rPr>
               <w:t xml:space="preserve">Orange Juice.  </w:t>
@@ -1512,7 +1516,7 @@
               <w:rPr>
                 <w:rFonts w:ascii="Avenir Next" w:hAnsi="Avenir Next" w:cs="Avenir Next" w:eastAsia="Avenir Next"/>
                 <w:color w:val="1A1A1A"/>
-                <w:sz w:val="20"/>
+                <w:sz w:val="22"/>
                 <w:szCs w:val="20"/>
               </w:rPr>
               <w:t xml:space="preserve">Pitcher 1 has 3 cans of juice to 5 cans of water. Pitcher 2 has 2 cans of juice to 3 cans of water.</w:t>
@@ -1529,7 +1533,7 @@
                 <w:rFonts w:ascii="Avenir Next" w:hAnsi="Avenir Next" w:cs="Avenir Next" w:eastAsia="Avenir Next"/>
                 <w:b/>
                 <w:color w:val="003A70"/>
-                <w:sz w:val="17"/>
+                <w:sz w:val="22"/>
                 <w:szCs w:val="17"/>
               </w:rPr>
               <w:t xml:space="preserve">Hint  </w:t>
@@ -1539,7 +1543,7 @@
                 <w:rFonts w:ascii="Avenir Next" w:hAnsi="Avenir Next" w:cs="Avenir Next" w:eastAsia="Avenir Next"/>
                 <w:i/>
                 <w:color w:val="5A5F66"/>
-                <w:sz w:val="17"/>
+                <w:sz w:val="22"/>
                 <w:szCs w:val="17"/>
               </w:rPr>
               <w:t xml:space="preserve">Scale both pitchers to 6 cans of juice.</w:t>
@@ -1559,25 +1563,25 @@
                 <w:rFonts w:ascii="Avenir Next" w:hAnsi="Avenir Next" w:cs="Avenir Next" w:eastAsia="Avenir Next"/>
                 <w:b/>
                 <w:color w:val="003A70"/>
+                <w:sz w:val="22"/>
+                <w:szCs w:val="20"/>
+              </w:rPr>
+              <w:t xml:space="preserve">a.</w:t>
+            </w:r>
+            <w:r>
+              <w:rPr>
+                <w:rFonts w:ascii="Avenir Next" w:hAnsi="Avenir Next" w:cs="Avenir Next" w:eastAsia="Avenir Next"/>
+                <w:color w:val="1A1A1A"/>
                 <w:sz w:val="20"/>
                 <w:szCs w:val="20"/>
               </w:rPr>
-              <w:t xml:space="preserve">a.</w:t>
-            </w:r>
-            <w:r>
-              <w:rPr>
-                <w:rFonts w:ascii="Avenir Next" w:hAnsi="Avenir Next" w:cs="Avenir Next" w:eastAsia="Avenir Next"/>
-                <w:color w:val="1A1A1A"/>
-                <w:sz w:val="20"/>
-                <w:szCs w:val="20"/>
-              </w:rPr>
               <w:tab/>
             </w:r>
             <w:r>
               <w:rPr>
                 <w:rFonts w:ascii="Avenir Next" w:hAnsi="Avenir Next" w:cs="Avenir Next" w:eastAsia="Avenir Next"/>
                 <w:color w:val="1A1A1A"/>
-                <w:sz w:val="20"/>
+                <w:sz w:val="22"/>
                 <w:szCs w:val="20"/>
               </w:rPr>
               <w:t xml:space="preserve">Scale both to 6 cans:</w:t>
@@ -1616,10 +1620,28 @@
                 <w:rFonts w:ascii="Avenir Next" w:hAnsi="Avenir Next" w:cs="Avenir Next" w:eastAsia="Avenir Next"/>
                 <w:b/>
                 <w:color w:val="003A70"/>
+                <w:sz w:val="22"/>
+                <w:szCs w:val="20"/>
+              </w:rPr>
+              <w:t xml:space="preserve">b.</w:t>
+            </w:r>
+            <w:r>
+              <w:rPr>
+                <w:rFonts w:ascii="Avenir Next" w:hAnsi="Avenir Next" w:cs="Avenir Next" w:eastAsia="Avenir Next"/>
+                <w:color w:val="1A1A1A"/>
                 <w:sz w:val="20"/>
                 <w:szCs w:val="20"/>
               </w:rPr>
-              <w:t xml:space="preserve">b.</w:t>
+              <w:tab/>
+            </w:r>
+            <w:r>
+              <w:rPr>
+                <w:rFonts w:ascii="Avenir Next" w:hAnsi="Avenir Next" w:cs="Avenir Next" w:eastAsia="Avenir Next"/>
+                <w:color w:val="1A1A1A"/>
+                <w:sz w:val="22"/>
+                <w:szCs w:val="20"/>
+              </w:rPr>
+              <w:t xml:space="preserve">Which is more orange?</w:t>
             </w:r>
             <w:r>
               <w:rPr>
@@ -1628,7 +1650,7 @@
                 <w:sz w:val="20"/>
                 <w:szCs w:val="20"/>
               </w:rPr>
-              <w:tab/>
+              <w:t xml:space="preserve">  </w:t>
             </w:r>
             <w:r>
               <w:rPr>
@@ -1636,24 +1658,6 @@
                 <w:color w:val="1A1A1A"/>
                 <w:sz w:val="20"/>
                 <w:szCs w:val="20"/>
-              </w:rPr>
-              <w:t xml:space="preserve">Which is more orange?</w:t>
-            </w:r>
-            <w:r>
-              <w:rPr>
-                <w:rFonts w:ascii="Avenir Next" w:hAnsi="Avenir Next" w:cs="Avenir Next" w:eastAsia="Avenir Next"/>
-                <w:color w:val="1A1A1A"/>
-                <w:sz w:val="20"/>
-                <w:szCs w:val="20"/>
-              </w:rPr>
-              <w:t xml:space="preserve">  </w:t>
-            </w:r>
-            <w:r>
-              <w:rPr>
-                <w:rFonts w:ascii="Avenir Next" w:hAnsi="Avenir Next" w:cs="Avenir Next" w:eastAsia="Avenir Next"/>
-                <w:color w:val="1A1A1A"/>
-                <w:sz w:val="20"/>
-                <w:szCs w:val="20"/>
                 <w:u w:val="single"/>
               </w:rPr>
               <w:t xml:space="preserve">                      </w:t>
@@ -1661,7 +1665,7 @@
           </w:p>
           <w:p>
             <w:pPr>
-              <w:spacing w:before="0" w:after="0" w:line="60" w:lineRule="auto"/>
+              <w:spacing w:before="0" w:after="0" w:line="50" w:lineRule="exact"/>
             </w:pPr>
           </w:p>
           <w:tbl>
@@ -1719,7 +1723,7 @@
           </w:tbl>
           <w:p>
             <w:pPr>
-              <w:spacing w:before="0" w:after="0" w:line="24" w:lineRule="auto"/>
+              <w:spacing w:before="0" w:after="0" w:line="50" w:lineRule="exact"/>
             </w:pPr>
           </w:p>
         </w:tc>
@@ -1742,18 +1746,18 @@
                 <w:rFonts w:ascii="Avenir Next" w:hAnsi="Avenir Next" w:cs="Avenir Next" w:eastAsia="Avenir Next"/>
                 <w:b/>
                 <w:color w:val="1A1A1A"/>
+                <w:sz w:val="22"/>
+                <w:szCs w:val="20"/>
+              </w:rPr>
+              <w:t xml:space="preserve">4.</w:t>
+            </w:r>
+            <w:r>
+              <w:rPr>
+                <w:rFonts w:ascii="Avenir Next" w:hAnsi="Avenir Next" w:cs="Avenir Next" w:eastAsia="Avenir Next"/>
+                <w:color w:val="1A1A1A"/>
                 <w:sz w:val="20"/>
                 <w:szCs w:val="20"/>
               </w:rPr>
-              <w:t xml:space="preserve">4.</w:t>
-            </w:r>
-            <w:r>
-              <w:rPr>
-                <w:rFonts w:ascii="Avenir Next" w:hAnsi="Avenir Next" w:cs="Avenir Next" w:eastAsia="Avenir Next"/>
-                <w:color w:val="1A1A1A"/>
-                <w:sz w:val="20"/>
-                <w:szCs w:val="20"/>
-              </w:rPr>
               <w:tab/>
             </w:r>
             <w:r>
@@ -1761,7 +1765,7 @@
                 <w:rFonts w:ascii="Avenir Next" w:hAnsi="Avenir Next" w:cs="Avenir Next" w:eastAsia="Avenir Next"/>
                 <w:b/>
                 <w:color w:val="1A1A1A"/>
-                <w:sz w:val="20"/>
+                <w:sz w:val="22"/>
                 <w:szCs w:val="20"/>
               </w:rPr>
               <w:t xml:space="preserve">Plant Food.  </w:t>
@@ -1770,7 +1774,7 @@
               <w:rPr>
                 <w:rFonts w:ascii="Avenir Next" w:hAnsi="Avenir Next" w:cs="Avenir Next" w:eastAsia="Avenir Next"/>
                 <w:color w:val="1A1A1A"/>
-                <w:sz w:val="20"/>
+                <w:sz w:val="22"/>
                 <w:szCs w:val="20"/>
               </w:rPr>
               <w:t xml:space="preserve">Bottle M mixes 5 drops of plant food with 9 ounces of water. Bottle N mixes 4 drops with 7 ounces.</w:t>
@@ -1790,25 +1794,25 @@
                 <w:rFonts w:ascii="Avenir Next" w:hAnsi="Avenir Next" w:cs="Avenir Next" w:eastAsia="Avenir Next"/>
                 <w:b/>
                 <w:color w:val="003A70"/>
+                <w:sz w:val="22"/>
+                <w:szCs w:val="20"/>
+              </w:rPr>
+              <w:t xml:space="preserve">a.</w:t>
+            </w:r>
+            <w:r>
+              <w:rPr>
+                <w:rFonts w:ascii="Avenir Next" w:hAnsi="Avenir Next" w:cs="Avenir Next" w:eastAsia="Avenir Next"/>
+                <w:color w:val="1A1A1A"/>
                 <w:sz w:val="20"/>
                 <w:szCs w:val="20"/>
               </w:rPr>
-              <w:t xml:space="preserve">a.</w:t>
-            </w:r>
-            <w:r>
-              <w:rPr>
-                <w:rFonts w:ascii="Avenir Next" w:hAnsi="Avenir Next" w:cs="Avenir Next" w:eastAsia="Avenir Next"/>
-                <w:color w:val="1A1A1A"/>
-                <w:sz w:val="20"/>
-                <w:szCs w:val="20"/>
-              </w:rPr>
               <w:tab/>
             </w:r>
             <w:r>
               <w:rPr>
                 <w:rFonts w:ascii="Avenir Next" w:hAnsi="Avenir Next" w:cs="Avenir Next" w:eastAsia="Avenir Next"/>
                 <w:color w:val="1A1A1A"/>
-                <w:sz w:val="20"/>
+                <w:sz w:val="22"/>
                 <w:szCs w:val="20"/>
               </w:rPr>
               <w:t xml:space="preserve">Scale both to 20 drops:</w:t>
@@ -1847,10 +1851,28 @@
                 <w:rFonts w:ascii="Avenir Next" w:hAnsi="Avenir Next" w:cs="Avenir Next" w:eastAsia="Avenir Next"/>
                 <w:b/>
                 <w:color w:val="003A70"/>
+                <w:sz w:val="22"/>
+                <w:szCs w:val="20"/>
+              </w:rPr>
+              <w:t xml:space="preserve">b.</w:t>
+            </w:r>
+            <w:r>
+              <w:rPr>
+                <w:rFonts w:ascii="Avenir Next" w:hAnsi="Avenir Next" w:cs="Avenir Next" w:eastAsia="Avenir Next"/>
+                <w:color w:val="1A1A1A"/>
                 <w:sz w:val="20"/>
                 <w:szCs w:val="20"/>
               </w:rPr>
-              <w:t xml:space="preserve">b.</w:t>
+              <w:tab/>
+            </w:r>
+            <w:r>
+              <w:rPr>
+                <w:rFonts w:ascii="Avenir Next" w:hAnsi="Avenir Next" w:cs="Avenir Next" w:eastAsia="Avenir Next"/>
+                <w:color w:val="1A1A1A"/>
+                <w:sz w:val="22"/>
+                <w:szCs w:val="20"/>
+              </w:rPr>
+              <w:t xml:space="preserve">Which is stronger?</w:t>
             </w:r>
             <w:r>
               <w:rPr>
@@ -1859,7 +1881,7 @@
                 <w:sz w:val="20"/>
                 <w:szCs w:val="20"/>
               </w:rPr>
-              <w:tab/>
+              <w:t xml:space="preserve">  </w:t>
             </w:r>
             <w:r>
               <w:rPr>
@@ -1867,24 +1889,6 @@
                 <w:color w:val="1A1A1A"/>
                 <w:sz w:val="20"/>
                 <w:szCs w:val="20"/>
-              </w:rPr>
-              <w:t xml:space="preserve">Which is stronger?</w:t>
-            </w:r>
-            <w:r>
-              <w:rPr>
-                <w:rFonts w:ascii="Avenir Next" w:hAnsi="Avenir Next" w:cs="Avenir Next" w:eastAsia="Avenir Next"/>
-                <w:color w:val="1A1A1A"/>
-                <w:sz w:val="20"/>
-                <w:szCs w:val="20"/>
-              </w:rPr>
-              <w:t xml:space="preserve">  </w:t>
-            </w:r>
-            <w:r>
-              <w:rPr>
-                <w:rFonts w:ascii="Avenir Next" w:hAnsi="Avenir Next" w:cs="Avenir Next" w:eastAsia="Avenir Next"/>
-                <w:color w:val="1A1A1A"/>
-                <w:sz w:val="20"/>
-                <w:szCs w:val="20"/>
                 <w:u w:val="single"/>
               </w:rPr>
               <w:t xml:space="preserve">                      </w:t>
@@ -1892,7 +1896,7 @@
           </w:p>
           <w:p>
             <w:pPr>
-              <w:spacing w:before="0" w:after="0" w:line="60" w:lineRule="auto"/>
+              <w:spacing w:before="0" w:after="0" w:line="50" w:lineRule="exact"/>
             </w:pPr>
           </w:p>
           <w:tbl>
@@ -1950,7 +1954,7 @@
           </w:tbl>
           <w:p>
             <w:pPr>
-              <w:spacing w:before="0" w:after="0" w:line="24" w:lineRule="auto"/>
+              <w:spacing w:before="0" w:after="0" w:line="50" w:lineRule="exact"/>
             </w:pPr>
           </w:p>
         </w:tc>
@@ -1958,12 +1962,12 @@
     </w:tbl>
     <w:p>
       <w:pPr>
-        <w:spacing w:before="0" w:after="0" w:line="20" w:lineRule="exact"/>
+        <w:spacing w:before="0" w:after="0" w:line="50" w:lineRule="exact"/>
       </w:pPr>
     </w:p>
     <w:p>
       <w:pPr>
-        <w:spacing w:before="0" w:after="0" w:line="20" w:lineRule="exact"/>
+        <w:spacing w:before="0" w:after="0" w:line="50" w:lineRule="exact"/>
       </w:pPr>
     </w:p>
     <w:tbl>
@@ -2014,18 +2018,18 @@
                 <w:rFonts w:ascii="Avenir Next" w:hAnsi="Avenir Next" w:cs="Avenir Next" w:eastAsia="Avenir Next"/>
                 <w:b/>
                 <w:color w:val="1A1A1A"/>
+                <w:sz w:val="22"/>
+                <w:szCs w:val="20"/>
+              </w:rPr>
+              <w:t xml:space="preserve">5.</w:t>
+            </w:r>
+            <w:r>
+              <w:rPr>
+                <w:rFonts w:ascii="Avenir Next" w:hAnsi="Avenir Next" w:cs="Avenir Next" w:eastAsia="Avenir Next"/>
+                <w:color w:val="1A1A1A"/>
                 <w:sz w:val="20"/>
                 <w:szCs w:val="20"/>
               </w:rPr>
-              <w:t xml:space="preserve">5.</w:t>
-            </w:r>
-            <w:r>
-              <w:rPr>
-                <w:rFonts w:ascii="Avenir Next" w:hAnsi="Avenir Next" w:cs="Avenir Next" w:eastAsia="Avenir Next"/>
-                <w:color w:val="1A1A1A"/>
-                <w:sz w:val="20"/>
-                <w:szCs w:val="20"/>
-              </w:rPr>
               <w:tab/>
             </w:r>
             <w:r>
@@ -2033,7 +2037,7 @@
                 <w:rFonts w:ascii="Avenir Next" w:hAnsi="Avenir Next" w:cs="Avenir Next" w:eastAsia="Avenir Next"/>
                 <w:b/>
                 <w:color w:val="1A1A1A"/>
-                <w:sz w:val="20"/>
+                <w:sz w:val="22"/>
                 <w:szCs w:val="20"/>
               </w:rPr>
               <w:t xml:space="preserve">Hot Cocoa.  </w:t>
@@ -2042,7 +2046,7 @@
               <w:rPr>
                 <w:rFonts w:ascii="Avenir Next" w:hAnsi="Avenir Next" w:cs="Avenir Next" w:eastAsia="Avenir Next"/>
                 <w:color w:val="1A1A1A"/>
-                <w:sz w:val="20"/>
+                <w:sz w:val="22"/>
                 <w:szCs w:val="20"/>
               </w:rPr>
               <w:t xml:space="preserve">Cup A has 2 scoops of cocoa in 6 oz of milk. Cup B has 3 scoops in 8 oz. Scale both to 6 scoops. Which cup is more chocolatey?</w:t>
@@ -2059,7 +2063,7 @@
                 <w:rFonts w:ascii="Avenir Next" w:hAnsi="Avenir Next" w:cs="Avenir Next" w:eastAsia="Avenir Next"/>
                 <w:b/>
                 <w:color w:val="003A70"/>
-                <w:sz w:val="17"/>
+                <w:sz w:val="22"/>
                 <w:szCs w:val="17"/>
               </w:rPr>
               <w:t xml:space="preserve">Hint  </w:t>
@@ -2069,7 +2073,7 @@
                 <w:rFonts w:ascii="Avenir Next" w:hAnsi="Avenir Next" w:cs="Avenir Next" w:eastAsia="Avenir Next"/>
                 <w:i/>
                 <w:color w:val="5A5F66"/>
-                <w:sz w:val="17"/>
+                <w:sz w:val="22"/>
                 <w:szCs w:val="17"/>
               </w:rPr>
               <w:t xml:space="preserve">A × 3 and B × 2.</w:t>
@@ -2077,7 +2081,7 @@
           </w:p>
           <w:p>
             <w:pPr>
-              <w:spacing w:before="0" w:after="0" w:line="60" w:lineRule="auto"/>
+              <w:spacing w:before="0" w:after="0" w:line="50" w:lineRule="exact"/>
             </w:pPr>
           </w:p>
           <w:tbl>
@@ -2146,7 +2150,7 @@
                 <w:rFonts w:ascii="Avenir Next" w:hAnsi="Avenir Next" w:cs="Avenir Next" w:eastAsia="Avenir Next"/>
                 <w:b/>
                 <w:color w:val="1A1A1A"/>
-                <w:sz w:val="18"/>
+                <w:sz w:val="22"/>
                 <w:szCs w:val="18"/>
               </w:rPr>
               <w:t xml:space="preserve">Cup</w:t>
@@ -2181,18 +2185,18 @@
                 <w:rFonts w:ascii="Avenir Next" w:hAnsi="Avenir Next" w:cs="Avenir Next" w:eastAsia="Avenir Next"/>
                 <w:b/>
                 <w:color w:val="1A1A1A"/>
+                <w:sz w:val="22"/>
+                <w:szCs w:val="20"/>
+              </w:rPr>
+              <w:t xml:space="preserve">6.</w:t>
+            </w:r>
+            <w:r>
+              <w:rPr>
+                <w:rFonts w:ascii="Avenir Next" w:hAnsi="Avenir Next" w:cs="Avenir Next" w:eastAsia="Avenir Next"/>
+                <w:color w:val="1A1A1A"/>
                 <w:sz w:val="20"/>
                 <w:szCs w:val="20"/>
               </w:rPr>
-              <w:t xml:space="preserve">6.</w:t>
-            </w:r>
-            <w:r>
-              <w:rPr>
-                <w:rFonts w:ascii="Avenir Next" w:hAnsi="Avenir Next" w:cs="Avenir Next" w:eastAsia="Avenir Next"/>
-                <w:color w:val="1A1A1A"/>
-                <w:sz w:val="20"/>
-                <w:szCs w:val="20"/>
-              </w:rPr>
               <w:tab/>
             </w:r>
             <w:r>
@@ -2200,7 +2204,7 @@
                 <w:rFonts w:ascii="Avenir Next" w:hAnsi="Avenir Next" w:cs="Avenir Next" w:eastAsia="Avenir Next"/>
                 <w:b/>
                 <w:color w:val="1A1A1A"/>
-                <w:sz w:val="20"/>
+                <w:sz w:val="22"/>
                 <w:szCs w:val="20"/>
               </w:rPr>
               <w:t xml:space="preserve">Pool Chlorine.  </w:t>
@@ -2209,7 +2213,7 @@
               <w:rPr>
                 <w:rFonts w:ascii="Avenir Next" w:hAnsi="Avenir Next" w:cs="Avenir Next" w:eastAsia="Avenir Next"/>
                 <w:color w:val="1A1A1A"/>
-                <w:sz w:val="20"/>
+                <w:sz w:val="22"/>
                 <w:szCs w:val="20"/>
               </w:rPr>
               <w:t xml:space="preserve">Pool 1 uses 5 tablets for 10,000 gallons. Pool 2 uses 3 tablets for 5,000 gallons. Which pool has more chlorine per gallon?</w:t>
@@ -2226,7 +2230,7 @@
                 <w:rFonts w:ascii="Avenir Next" w:hAnsi="Avenir Next" w:cs="Avenir Next" w:eastAsia="Avenir Next"/>
                 <w:b/>
                 <w:color w:val="003A70"/>
-                <w:sz w:val="17"/>
+                <w:sz w:val="22"/>
                 <w:szCs w:val="17"/>
               </w:rPr>
               <w:t xml:space="preserve">Hint  </w:t>
@@ -2236,7 +2240,7 @@
                 <w:rFonts w:ascii="Avenir Next" w:hAnsi="Avenir Next" w:cs="Avenir Next" w:eastAsia="Avenir Next"/>
                 <w:i/>
                 <w:color w:val="5A5F66"/>
-                <w:sz w:val="17"/>
+                <w:sz w:val="22"/>
                 <w:szCs w:val="17"/>
               </w:rPr>
               <w:t xml:space="preserve">Scale Pool 2 up to 10,000 gallons.</w:t>
@@ -2244,7 +2248,7 @@
           </w:p>
           <w:p>
             <w:pPr>
-              <w:spacing w:before="0" w:after="0" w:line="60" w:lineRule="auto"/>
+              <w:spacing w:before="0" w:after="0" w:line="50" w:lineRule="exact"/>
             </w:pPr>
           </w:p>
           <w:tbl>
@@ -2313,7 +2317,7 @@
                 <w:rFonts w:ascii="Avenir Next" w:hAnsi="Avenir Next" w:cs="Avenir Next" w:eastAsia="Avenir Next"/>
                 <w:b/>
                 <w:color w:val="1A1A1A"/>
-                <w:sz w:val="18"/>
+                <w:sz w:val="22"/>
                 <w:szCs w:val="18"/>
               </w:rPr>
               <w:t xml:space="preserve">Pool</w:t>
@@ -2333,12 +2337,12 @@
     </w:tbl>
     <w:p>
       <w:pPr>
-        <w:spacing w:before="0" w:after="0" w:line="20" w:lineRule="exact"/>
+        <w:spacing w:before="0" w:after="0" w:line="50" w:lineRule="exact"/>
       </w:pPr>
     </w:p>
     <w:p>
       <w:pPr>
-        <w:spacing w:before="0" w:after="0" w:line="20" w:lineRule="exact"/>
+        <w:spacing w:before="0" w:after="0" w:line="50" w:lineRule="exact"/>
       </w:pPr>
     </w:p>
     <w:tbl>
@@ -2388,18 +2392,18 @@
                 <w:rFonts w:ascii="Avenir Next" w:hAnsi="Avenir Next" w:cs="Avenir Next" w:eastAsia="Avenir Next"/>
                 <w:b/>
                 <w:color w:val="1A1A1A"/>
+                <w:sz w:val="22"/>
+                <w:szCs w:val="20"/>
+              </w:rPr>
+              <w:t xml:space="preserve">7.</w:t>
+            </w:r>
+            <w:r>
+              <w:rPr>
+                <w:rFonts w:ascii="Avenir Next" w:hAnsi="Avenir Next" w:cs="Avenir Next" w:eastAsia="Avenir Next"/>
+                <w:color w:val="1A1A1A"/>
                 <w:sz w:val="20"/>
                 <w:szCs w:val="20"/>
               </w:rPr>
-              <w:t xml:space="preserve">7.</w:t>
-            </w:r>
-            <w:r>
-              <w:rPr>
-                <w:rFonts w:ascii="Avenir Next" w:hAnsi="Avenir Next" w:cs="Avenir Next" w:eastAsia="Avenir Next"/>
-                <w:color w:val="1A1A1A"/>
-                <w:sz w:val="20"/>
-                <w:szCs w:val="20"/>
-              </w:rPr>
               <w:tab/>
             </w:r>
             <w:r>
@@ -2407,7 +2411,7 @@
                 <w:rFonts w:ascii="Avenir Next" w:hAnsi="Avenir Next" w:cs="Avenir Next" w:eastAsia="Avenir Next"/>
                 <w:b/>
                 <w:color w:val="1A1A1A"/>
-                <w:sz w:val="20"/>
+                <w:sz w:val="22"/>
                 <w:szCs w:val="20"/>
               </w:rPr>
               <w:t xml:space="preserve">Bubble Solution.  </w:t>
@@ -2416,7 +2420,7 @@
               <w:rPr>
                 <w:rFonts w:ascii="Avenir Next" w:hAnsi="Avenir Next" w:cs="Avenir Next" w:eastAsia="Avenir Next"/>
                 <w:color w:val="1A1A1A"/>
-                <w:sz w:val="20"/>
+                <w:sz w:val="22"/>
                 <w:szCs w:val="20"/>
               </w:rPr>
               <w:t xml:space="preserve">Jar 1: 3 spoons of soap to 7 cups of water. Jar 2: 5 spoons to 12 cups. Scale both to 15 spoons of soap. Which is stronger?</w:t>
@@ -2424,7 +2428,7 @@
           </w:p>
           <w:p>
             <w:pPr>
-              <w:spacing w:before="0" w:after="0" w:line="60" w:lineRule="auto"/>
+              <w:spacing w:before="0" w:after="0" w:line="50" w:lineRule="exact"/>
             </w:pPr>
           </w:p>
           <w:tbl>
@@ -2493,7 +2497,7 @@
                 <w:rFonts w:ascii="Avenir Next" w:hAnsi="Avenir Next" w:cs="Avenir Next" w:eastAsia="Avenir Next"/>
                 <w:b/>
                 <w:color w:val="1A1A1A"/>
-                <w:sz w:val="18"/>
+                <w:sz w:val="22"/>
                 <w:szCs w:val="18"/>
               </w:rPr>
               <w:t xml:space="preserve">Jar</w:t>
@@ -2513,12 +2517,12 @@
     </w:tbl>
     <w:p>
       <w:pPr>
-        <w:spacing w:before="0" w:after="0" w:line="20" w:lineRule="exact"/>
+        <w:spacing w:before="0" w:after="0" w:line="50" w:lineRule="exact"/>
       </w:pPr>
     </w:p>
     <w:p>
       <w:pPr>
-        <w:spacing w:before="0" w:after="0" w:line="20" w:lineRule="exact"/>
+        <w:spacing w:before="0" w:after="0" w:line="50" w:lineRule="exact"/>
       </w:pPr>
     </w:p>
     <w:tbl>
@@ -2568,18 +2572,18 @@
                 <w:rFonts w:ascii="Avenir Next" w:hAnsi="Avenir Next" w:cs="Avenir Next" w:eastAsia="Avenir Next"/>
                 <w:b/>
                 <w:color w:val="1A1A1A"/>
+                <w:sz w:val="22"/>
+                <w:szCs w:val="20"/>
+              </w:rPr>
+              <w:t xml:space="preserve">8.</w:t>
+            </w:r>
+            <w:r>
+              <w:rPr>
+                <w:rFonts w:ascii="Avenir Next" w:hAnsi="Avenir Next" w:cs="Avenir Next" w:eastAsia="Avenir Next"/>
+                <w:color w:val="1A1A1A"/>
                 <w:sz w:val="20"/>
                 <w:szCs w:val="20"/>
               </w:rPr>
-              <w:t xml:space="preserve">8.</w:t>
-            </w:r>
-            <w:r>
-              <w:rPr>
-                <w:rFonts w:ascii="Avenir Next" w:hAnsi="Avenir Next" w:cs="Avenir Next" w:eastAsia="Avenir Next"/>
-                <w:color w:val="1A1A1A"/>
-                <w:sz w:val="20"/>
-                <w:szCs w:val="20"/>
-              </w:rPr>
               <w:tab/>
             </w:r>
             <w:r>
@@ -2587,7 +2591,7 @@
                 <w:rFonts w:ascii="Avenir Next" w:hAnsi="Avenir Next" w:cs="Avenir Next" w:eastAsia="Avenir Next"/>
                 <w:b/>
                 <w:color w:val="1A1A1A"/>
-                <w:sz w:val="20"/>
+                <w:sz w:val="22"/>
                 <w:szCs w:val="20"/>
               </w:rPr>
               <w:t xml:space="preserve">Team Wins.  </w:t>
@@ -2596,7 +2600,7 @@
               <w:rPr>
                 <w:rFonts w:ascii="Avenir Next" w:hAnsi="Avenir Next" w:cs="Avenir Next" w:eastAsia="Avenir Next"/>
                 <w:color w:val="1A1A1A"/>
-                <w:sz w:val="20"/>
+                <w:sz w:val="22"/>
                 <w:szCs w:val="20"/>
               </w:rPr>
               <w:t xml:space="preserve">Team 1 wins 4 of every 9 games. Team 2 wins 5 of every 12 games.</w:t>
@@ -2616,25 +2620,25 @@
                 <w:rFonts w:ascii="Avenir Next" w:hAnsi="Avenir Next" w:cs="Avenir Next" w:eastAsia="Avenir Next"/>
                 <w:b/>
                 <w:color w:val="003A70"/>
+                <w:sz w:val="22"/>
+                <w:szCs w:val="20"/>
+              </w:rPr>
+              <w:t xml:space="preserve">a.</w:t>
+            </w:r>
+            <w:r>
+              <w:rPr>
+                <w:rFonts w:ascii="Avenir Next" w:hAnsi="Avenir Next" w:cs="Avenir Next" w:eastAsia="Avenir Next"/>
+                <w:color w:val="1A1A1A"/>
                 <w:sz w:val="20"/>
                 <w:szCs w:val="20"/>
               </w:rPr>
-              <w:t xml:space="preserve">a.</w:t>
-            </w:r>
-            <w:r>
-              <w:rPr>
-                <w:rFonts w:ascii="Avenir Next" w:hAnsi="Avenir Next" w:cs="Avenir Next" w:eastAsia="Avenir Next"/>
-                <w:color w:val="1A1A1A"/>
-                <w:sz w:val="20"/>
-                <w:szCs w:val="20"/>
-              </w:rPr>
               <w:tab/>
             </w:r>
             <w:r>
               <w:rPr>
                 <w:rFonts w:ascii="Avenir Next" w:hAnsi="Avenir Next" w:cs="Avenir Next" w:eastAsia="Avenir Next"/>
                 <w:color w:val="1A1A1A"/>
-                <w:sz w:val="20"/>
+                <w:sz w:val="22"/>
                 <w:szCs w:val="20"/>
               </w:rPr>
               <w:t xml:space="preserve">Scale both to 20 wins:</w:t>
@@ -2673,10 +2677,28 @@
                 <w:rFonts w:ascii="Avenir Next" w:hAnsi="Avenir Next" w:cs="Avenir Next" w:eastAsia="Avenir Next"/>
                 <w:b/>
                 <w:color w:val="003A70"/>
+                <w:sz w:val="22"/>
+                <w:szCs w:val="20"/>
+              </w:rPr>
+              <w:t xml:space="preserve">b.</w:t>
+            </w:r>
+            <w:r>
+              <w:rPr>
+                <w:rFonts w:ascii="Avenir Next" w:hAnsi="Avenir Next" w:cs="Avenir Next" w:eastAsia="Avenir Next"/>
+                <w:color w:val="1A1A1A"/>
                 <w:sz w:val="20"/>
                 <w:szCs w:val="20"/>
               </w:rPr>
-              <w:t xml:space="preserve">b.</w:t>
+              <w:tab/>
+            </w:r>
+            <w:r>
+              <w:rPr>
+                <w:rFonts w:ascii="Avenir Next" w:hAnsi="Avenir Next" w:cs="Avenir Next" w:eastAsia="Avenir Next"/>
+                <w:color w:val="1A1A1A"/>
+                <w:sz w:val="22"/>
+                <w:szCs w:val="20"/>
+              </w:rPr>
+              <w:t xml:space="preserve">Which team wins a larger share of its games? Why?</w:t>
             </w:r>
             <w:r>
               <w:rPr>
@@ -2685,7 +2707,7 @@
                 <w:sz w:val="20"/>
                 <w:szCs w:val="20"/>
               </w:rPr>
-              <w:tab/>
+              <w:t xml:space="preserve">  </w:t>
             </w:r>
             <w:r>
               <w:rPr>
@@ -2693,24 +2715,6 @@
                 <w:color w:val="1A1A1A"/>
                 <w:sz w:val="20"/>
                 <w:szCs w:val="20"/>
-              </w:rPr>
-              <w:t xml:space="preserve">Which team wins a larger share of its games? Why?</w:t>
-            </w:r>
-            <w:r>
-              <w:rPr>
-                <w:rFonts w:ascii="Avenir Next" w:hAnsi="Avenir Next" w:cs="Avenir Next" w:eastAsia="Avenir Next"/>
-                <w:color w:val="1A1A1A"/>
-                <w:sz w:val="20"/>
-                <w:szCs w:val="20"/>
-              </w:rPr>
-              <w:t xml:space="preserve">  </w:t>
-            </w:r>
-            <w:r>
-              <w:rPr>
-                <w:rFonts w:ascii="Avenir Next" w:hAnsi="Avenir Next" w:cs="Avenir Next" w:eastAsia="Avenir Next"/>
-                <w:color w:val="1A1A1A"/>
-                <w:sz w:val="20"/>
-                <w:szCs w:val="20"/>
                 <w:u w:val="single"/>
               </w:rPr>
               <w:t xml:space="preserve">                      </w:t>
@@ -2718,7 +2722,7 @@
           </w:p>
           <w:p>
             <w:pPr>
-              <w:spacing w:before="0" w:after="0" w:line="60" w:lineRule="auto"/>
+              <w:spacing w:before="0" w:after="0" w:line="50" w:lineRule="exact"/>
             </w:pPr>
           </w:p>
           <w:tbl>
@@ -2776,7 +2780,7 @@
           </w:tbl>
           <w:p>
             <w:pPr>
-              <w:spacing w:before="0" w:after="0" w:line="24" w:lineRule="auto"/>
+              <w:spacing w:before="0" w:after="0" w:line="50" w:lineRule="exact"/>
             </w:pPr>
           </w:p>
         </w:tc>
@@ -2784,11 +2788,12 @@
     </w:tbl>
     <w:p>
       <w:pPr>
-        <w:spacing w:before="0" w:after="0" w:line="20" w:lineRule="exact"/>
+        <w:spacing w:before="0" w:after="0" w:line="50" w:lineRule="exact"/>
       </w:pPr>
     </w:p>
     <w:p>
       <w:pPr>
+        <w:pStyle w:val="Heading2"/>
         <w:keepNext/>
         <w:pBdr>
           <w:bottom w:val="single" w:sz="8" w:space="3" w:color="003A70"/>
@@ -2804,7 +2809,7 @@
           <w:b/>
           <w:color w:val="003A70"/>
           <w:spacing w:val="14"/>
-          <w:sz w:val="19"/>
+          <w:sz w:val="22"/>
           <w:szCs w:val="19"/>
         </w:rPr>
         <w:t xml:space="preserve">FIND THE ERROR</w:t>
@@ -2823,7 +2828,7 @@
           <w:rFonts w:ascii="Avenir Next" w:hAnsi="Avenir Next" w:cs="Avenir Next" w:eastAsia="Avenir Next"/>
           <w:i/>
           <w:color w:val="5A5F66"/>
-          <w:sz w:val="17"/>
+          <w:sz w:val="22"/>
           <w:szCs w:val="17"/>
         </w:rPr>
         <w:t xml:space="preserve">explain the mistake, then fix it</w:t>
@@ -2831,7 +2836,7 @@
     </w:p>
     <w:p>
       <w:pPr>
-        <w:spacing w:before="0" w:after="0" w:line="20" w:lineRule="exact"/>
+        <w:spacing w:before="0" w:after="0" w:line="50" w:lineRule="exact"/>
       </w:pPr>
     </w:p>
     <w:tbl>
@@ -2881,18 +2886,18 @@
                 <w:rFonts w:ascii="Avenir Next" w:hAnsi="Avenir Next" w:cs="Avenir Next" w:eastAsia="Avenir Next"/>
                 <w:b/>
                 <w:color w:val="1A1A1A"/>
+                <w:sz w:val="22"/>
+                <w:szCs w:val="20"/>
+              </w:rPr>
+              <w:t xml:space="preserve">9.</w:t>
+            </w:r>
+            <w:r>
+              <w:rPr>
+                <w:rFonts w:ascii="Avenir Next" w:hAnsi="Avenir Next" w:cs="Avenir Next" w:eastAsia="Avenir Next"/>
+                <w:color w:val="1A1A1A"/>
                 <w:sz w:val="20"/>
                 <w:szCs w:val="20"/>
               </w:rPr>
-              <w:t xml:space="preserve">9.</w:t>
-            </w:r>
-            <w:r>
-              <w:rPr>
-                <w:rFonts w:ascii="Avenir Next" w:hAnsi="Avenir Next" w:cs="Avenir Next" w:eastAsia="Avenir Next"/>
-                <w:color w:val="1A1A1A"/>
-                <w:sz w:val="20"/>
-                <w:szCs w:val="20"/>
-              </w:rPr>
               <w:tab/>
             </w:r>
             <w:r>
@@ -2900,7 +2905,7 @@
                 <w:rFonts w:ascii="Avenir Next" w:hAnsi="Avenir Next" w:cs="Avenir Next" w:eastAsia="Avenir Next"/>
                 <w:b/>
                 <w:color w:val="1A1A1A"/>
-                <w:sz w:val="20"/>
+                <w:sz w:val="22"/>
                 <w:szCs w:val="20"/>
               </w:rPr>
               <w:t xml:space="preserve">Priya’s Work.  </w:t>
@@ -2909,7 +2914,7 @@
               <w:rPr>
                 <w:rFonts w:ascii="Avenir Next" w:hAnsi="Avenir Next" w:cs="Avenir Next" w:eastAsia="Avenir Next"/>
                 <w:color w:val="1A1A1A"/>
-                <w:sz w:val="20"/>
+                <w:sz w:val="22"/>
                 <w:szCs w:val="20"/>
               </w:rPr>
               <w:t xml:space="preserve">Mix A: 2 cups white to 5 cups green. Mix B: 3 cups white to 7 cups green. Priya says B is greener because 7 &gt; 5. Explain her mistake. Which mix is greener?</w:t>
@@ -2955,7 +2960,7 @@
                 </w:tcPr>
                 <w:p>
                   <w:pPr>
-                    <w:spacing w:before="0" w:after="0" w:line="240" w:lineRule="auto"/>
+                    <w:spacing w:before="0" w:after="0" w:line="50" w:lineRule="exact"/>
                   </w:pPr>
                 </w:p>
               </w:tc>
@@ -2975,7 +2980,7 @@
                 </w:tcPr>
                 <w:p>
                   <w:pPr>
-                    <w:spacing w:before="0" w:after="0" w:line="240" w:lineRule="auto"/>
+                    <w:spacing w:before="0" w:after="0" w:line="50" w:lineRule="exact"/>
                   </w:pPr>
                 </w:p>
               </w:tc>
@@ -2995,7 +3000,7 @@
                 </w:tcPr>
                 <w:p>
                   <w:pPr>
-                    <w:spacing w:before="0" w:after="0" w:line="240" w:lineRule="auto"/>
+                    <w:spacing w:before="0" w:after="0" w:line="50" w:lineRule="exact"/>
                   </w:pPr>
                 </w:p>
               </w:tc>
@@ -3003,7 +3008,7 @@
           </w:tbl>
           <w:p>
             <w:pPr>
-              <w:spacing w:before="0" w:after="0" w:line="24" w:lineRule="auto"/>
+              <w:spacing w:before="0" w:after="0" w:line="50" w:lineRule="exact"/>
             </w:pPr>
           </w:p>
         </w:tc>
@@ -3011,11 +3016,12 @@
     </w:tbl>
     <w:p>
       <w:pPr>
-        <w:spacing w:before="0" w:after="0" w:line="20" w:lineRule="exact"/>
+        <w:spacing w:before="0" w:after="0" w:line="50" w:lineRule="exact"/>
       </w:pPr>
     </w:p>
     <w:p>
       <w:pPr>
+        <w:pStyle w:val="Heading2"/>
         <w:keepNext/>
         <w:pBdr>
           <w:bottom w:val="single" w:sz="8" w:space="3" w:color="003A70"/>
@@ -3031,7 +3037,7 @@
           <w:b/>
           <w:color w:val="003A70"/>
           <w:spacing w:val="14"/>
-          <w:sz w:val="19"/>
+          <w:sz w:val="22"/>
           <w:szCs w:val="19"/>
         </w:rPr>
         <w:t xml:space="preserve">TEST PRACTICE</w:t>
@@ -3050,7 +3056,7 @@
           <w:rFonts w:ascii="Avenir Next" w:hAnsi="Avenir Next" w:cs="Avenir Next" w:eastAsia="Avenir Next"/>
           <w:i/>
           <w:color w:val="5A5F66"/>
-          <w:sz w:val="17"/>
+          <w:sz w:val="22"/>
           <w:szCs w:val="17"/>
         </w:rPr>
         <w:t xml:space="preserve">choose the best answer</w:t>
@@ -3058,7 +3064,7 @@
     </w:p>
     <w:p>
       <w:pPr>
-        <w:spacing w:before="0" w:after="0" w:line="20" w:lineRule="exact"/>
+        <w:spacing w:before="0" w:after="0" w:line="50" w:lineRule="exact"/>
       </w:pPr>
     </w:p>
     <w:tbl>
@@ -3108,25 +3114,25 @@
                 <w:rFonts w:ascii="Avenir Next" w:hAnsi="Avenir Next" w:cs="Avenir Next" w:eastAsia="Avenir Next"/>
                 <w:b/>
                 <w:color w:val="1A1A1A"/>
+                <w:sz w:val="22"/>
+                <w:szCs w:val="20"/>
+              </w:rPr>
+              <w:t xml:space="preserve">10.</w:t>
+            </w:r>
+            <w:r>
+              <w:rPr>
+                <w:rFonts w:ascii="Avenir Next" w:hAnsi="Avenir Next" w:cs="Avenir Next" w:eastAsia="Avenir Next"/>
+                <w:color w:val="1A1A1A"/>
                 <w:sz w:val="20"/>
                 <w:szCs w:val="20"/>
               </w:rPr>
-              <w:t xml:space="preserve">10.</w:t>
-            </w:r>
-            <w:r>
-              <w:rPr>
-                <w:rFonts w:ascii="Avenir Next" w:hAnsi="Avenir Next" w:cs="Avenir Next" w:eastAsia="Avenir Next"/>
-                <w:color w:val="1A1A1A"/>
-                <w:sz w:val="20"/>
-                <w:szCs w:val="20"/>
-              </w:rPr>
               <w:tab/>
             </w:r>
             <w:r>
               <w:rPr>
                 <w:rFonts w:ascii="Avenir Next" w:hAnsi="Avenir Next" w:cs="Avenir Next" w:eastAsia="Avenir Next"/>
                 <w:color w:val="1A1A1A"/>
-                <w:sz w:val="20"/>
+                <w:sz w:val="22"/>
                 <w:szCs w:val="20"/>
               </w:rPr>
               <w:t xml:space="preserve">To compare 2 : 3 and 3 : 5 fairly, you first make —</w:t>
@@ -3182,7 +3188,7 @@
                       <w:rFonts w:ascii="Avenir Next" w:hAnsi="Avenir Next" w:cs="Avenir Next" w:eastAsia="Avenir Next"/>
                       <w:b/>
                       <w:color w:val="003A70"/>
-                      <w:sz w:val="19"/>
+                      <w:sz w:val="22"/>
                       <w:szCs w:val="19"/>
                     </w:rPr>
                     <w:t xml:space="preserve">A</w:t>
@@ -3200,7 +3206,7 @@
                     <w:rPr>
                       <w:rFonts w:ascii="Avenir Next" w:hAnsi="Avenir Next" w:cs="Avenir Next" w:eastAsia="Avenir Next"/>
                       <w:color w:val="1A1A1A"/>
-                      <w:sz w:val="19"/>
+                      <w:sz w:val="22"/>
                       <w:szCs w:val="19"/>
                     </w:rPr>
                     <w:t xml:space="preserve">the sums equal</w:t>
@@ -3225,7 +3231,7 @@
                       <w:rFonts w:ascii="Avenir Next" w:hAnsi="Avenir Next" w:cs="Avenir Next" w:eastAsia="Avenir Next"/>
                       <w:b/>
                       <w:color w:val="003A70"/>
-                      <w:sz w:val="19"/>
+                      <w:sz w:val="22"/>
                       <w:szCs w:val="19"/>
                     </w:rPr>
                     <w:t xml:space="preserve">B</w:t>
@@ -3243,7 +3249,7 @@
                     <w:rPr>
                       <w:rFonts w:ascii="Avenir Next" w:hAnsi="Avenir Next" w:cs="Avenir Next" w:eastAsia="Avenir Next"/>
                       <w:color w:val="1A1A1A"/>
-                      <w:sz w:val="19"/>
+                      <w:sz w:val="22"/>
                       <w:szCs w:val="19"/>
                     </w:rPr>
                     <w:t xml:space="preserve">one term equal</w:t>
@@ -3268,7 +3274,7 @@
                       <w:rFonts w:ascii="Avenir Next" w:hAnsi="Avenir Next" w:cs="Avenir Next" w:eastAsia="Avenir Next"/>
                       <w:b/>
                       <w:color w:val="003A70"/>
-                      <w:sz w:val="19"/>
+                      <w:sz w:val="22"/>
                       <w:szCs w:val="19"/>
                     </w:rPr>
                     <w:t xml:space="preserve">C</w:t>
@@ -3286,7 +3292,7 @@
                     <w:rPr>
                       <w:rFonts w:ascii="Avenir Next" w:hAnsi="Avenir Next" w:cs="Avenir Next" w:eastAsia="Avenir Next"/>
                       <w:color w:val="1A1A1A"/>
-                      <w:sz w:val="19"/>
+                      <w:sz w:val="22"/>
                       <w:szCs w:val="19"/>
                     </w:rPr>
                     <w:t xml:space="preserve">both terms 0</w:t>
@@ -3311,7 +3317,7 @@
                       <w:rFonts w:ascii="Avenir Next" w:hAnsi="Avenir Next" w:cs="Avenir Next" w:eastAsia="Avenir Next"/>
                       <w:b/>
                       <w:color w:val="003A70"/>
-                      <w:sz w:val="19"/>
+                      <w:sz w:val="22"/>
                       <w:szCs w:val="19"/>
                     </w:rPr>
                     <w:t xml:space="preserve">D</w:t>
@@ -3329,7 +3335,7 @@
                     <w:rPr>
                       <w:rFonts w:ascii="Avenir Next" w:hAnsi="Avenir Next" w:cs="Avenir Next" w:eastAsia="Avenir Next"/>
                       <w:color w:val="1A1A1A"/>
-                      <w:sz w:val="19"/>
+                      <w:sz w:val="22"/>
                       <w:szCs w:val="19"/>
                     </w:rPr>
                     <w:t xml:space="preserve">the totals 10</w:t>
@@ -3340,7 +3346,7 @@
           </w:tbl>
           <w:p>
             <w:pPr>
-              <w:spacing w:before="0" w:after="0" w:line="24" w:lineRule="auto"/>
+              <w:spacing w:before="0" w:after="0" w:line="50" w:lineRule="exact"/>
             </w:pPr>
           </w:p>
         </w:tc>
@@ -3348,12 +3354,12 @@
     </w:tbl>
     <w:p>
       <w:pPr>
-        <w:spacing w:before="0" w:after="0" w:line="20" w:lineRule="exact"/>
+        <w:spacing w:before="0" w:after="0" w:line="50" w:lineRule="exact"/>
       </w:pPr>
     </w:p>
     <w:p>
       <w:pPr>
-        <w:spacing w:before="0" w:after="0" w:line="20" w:lineRule="exact"/>
+        <w:spacing w:before="0" w:after="0" w:line="50" w:lineRule="exact"/>
       </w:pPr>
     </w:p>
     <w:tbl>
@@ -3403,25 +3409,25 @@
                 <w:rFonts w:ascii="Avenir Next" w:hAnsi="Avenir Next" w:cs="Avenir Next" w:eastAsia="Avenir Next"/>
                 <w:b/>
                 <w:color w:val="1A1A1A"/>
+                <w:sz w:val="22"/>
+                <w:szCs w:val="20"/>
+              </w:rPr>
+              <w:t xml:space="preserve">11.</w:t>
+            </w:r>
+            <w:r>
+              <w:rPr>
+                <w:rFonts w:ascii="Avenir Next" w:hAnsi="Avenir Next" w:cs="Avenir Next" w:eastAsia="Avenir Next"/>
+                <w:color w:val="1A1A1A"/>
                 <w:sz w:val="20"/>
                 <w:szCs w:val="20"/>
               </w:rPr>
-              <w:t xml:space="preserve">11.</w:t>
-            </w:r>
-            <w:r>
-              <w:rPr>
-                <w:rFonts w:ascii="Avenir Next" w:hAnsi="Avenir Next" w:cs="Avenir Next" w:eastAsia="Avenir Next"/>
-                <w:color w:val="1A1A1A"/>
-                <w:sz w:val="20"/>
-                <w:szCs w:val="20"/>
-              </w:rPr>
               <w:tab/>
             </w:r>
             <w:r>
               <w:rPr>
                 <w:rFonts w:ascii="Avenir Next" w:hAnsi="Avenir Next" w:cs="Avenir Next" w:eastAsia="Avenir Next"/>
                 <w:color w:val="1A1A1A"/>
-                <w:sz w:val="20"/>
+                <w:sz w:val="22"/>
                 <w:szCs w:val="20"/>
               </w:rPr>
               <w:t xml:space="preserve">Which cocoa mix is stronger: 1 scoop to 3 cups of milk, or 2 scoops to 5 cups of milk?</w:t>
@@ -3477,7 +3483,7 @@
                       <w:rFonts w:ascii="Avenir Next" w:hAnsi="Avenir Next" w:cs="Avenir Next" w:eastAsia="Avenir Next"/>
                       <w:b/>
                       <w:color w:val="003A70"/>
-                      <w:sz w:val="19"/>
+                      <w:sz w:val="22"/>
                       <w:szCs w:val="19"/>
                     </w:rPr>
                     <w:t xml:space="preserve">A</w:t>
@@ -3495,7 +3501,7 @@
                     <w:rPr>
                       <w:rFonts w:ascii="Avenir Next" w:hAnsi="Avenir Next" w:cs="Avenir Next" w:eastAsia="Avenir Next"/>
                       <w:color w:val="1A1A1A"/>
-                      <w:sz w:val="19"/>
+                      <w:sz w:val="22"/>
                       <w:szCs w:val="19"/>
                     </w:rPr>
                     <w:t xml:space="preserve">2 to 5</w:t>
@@ -3520,7 +3526,7 @@
                       <w:rFonts w:ascii="Avenir Next" w:hAnsi="Avenir Next" w:cs="Avenir Next" w:eastAsia="Avenir Next"/>
                       <w:b/>
                       <w:color w:val="003A70"/>
-                      <w:sz w:val="19"/>
+                      <w:sz w:val="22"/>
                       <w:szCs w:val="19"/>
                     </w:rPr>
                     <w:t xml:space="preserve">B</w:t>
@@ -3538,7 +3544,7 @@
                     <w:rPr>
                       <w:rFonts w:ascii="Avenir Next" w:hAnsi="Avenir Next" w:cs="Avenir Next" w:eastAsia="Avenir Next"/>
                       <w:color w:val="1A1A1A"/>
-                      <w:sz w:val="19"/>
+                      <w:sz w:val="22"/>
                       <w:szCs w:val="19"/>
                     </w:rPr>
                     <w:t xml:space="preserve">1 to 3</w:t>
@@ -3563,7 +3569,7 @@
                       <w:rFonts w:ascii="Avenir Next" w:hAnsi="Avenir Next" w:cs="Avenir Next" w:eastAsia="Avenir Next"/>
                       <w:b/>
                       <w:color w:val="003A70"/>
-                      <w:sz w:val="19"/>
+                      <w:sz w:val="22"/>
                       <w:szCs w:val="19"/>
                     </w:rPr>
                     <w:t xml:space="preserve">C</w:t>
@@ -3581,7 +3587,7 @@
                     <w:rPr>
                       <w:rFonts w:ascii="Avenir Next" w:hAnsi="Avenir Next" w:cs="Avenir Next" w:eastAsia="Avenir Next"/>
                       <w:color w:val="1A1A1A"/>
-                      <w:sz w:val="19"/>
+                      <w:sz w:val="22"/>
                       <w:szCs w:val="19"/>
                     </w:rPr>
                     <w:t xml:space="preserve">the same</w:t>
@@ -3606,7 +3612,7 @@
                       <w:rFonts w:ascii="Avenir Next" w:hAnsi="Avenir Next" w:cs="Avenir Next" w:eastAsia="Avenir Next"/>
                       <w:b/>
                       <w:color w:val="003A70"/>
-                      <w:sz w:val="19"/>
+                      <w:sz w:val="22"/>
                       <w:szCs w:val="19"/>
                     </w:rPr>
                     <w:t xml:space="preserve">D</w:t>
@@ -3624,7 +3630,7 @@
                     <w:rPr>
                       <w:rFonts w:ascii="Avenir Next" w:hAnsi="Avenir Next" w:cs="Avenir Next" w:eastAsia="Avenir Next"/>
                       <w:color w:val="1A1A1A"/>
-                      <w:sz w:val="19"/>
+                      <w:sz w:val="22"/>
                       <w:szCs w:val="19"/>
                     </w:rPr>
                     <w:t xml:space="preserve">can’t tell</w:t>
@@ -3635,7 +3641,7 @@
           </w:tbl>
           <w:p>
             <w:pPr>
-              <w:spacing w:before="0" w:after="0" w:line="24" w:lineRule="auto"/>
+              <w:spacing w:before="0" w:after="0" w:line="50" w:lineRule="exact"/>
             </w:pPr>
           </w:p>
         </w:tc>
@@ -3643,11 +3649,12 @@
     </w:tbl>
     <w:p>
       <w:pPr>
-        <w:spacing w:before="0" w:after="0" w:line="20" w:lineRule="exact"/>
+        <w:spacing w:before="0" w:after="0" w:line="50" w:lineRule="exact"/>
       </w:pPr>
     </w:p>
     <w:p>
       <w:pPr>
+        <w:pStyle w:val="Heading2"/>
         <w:keepNext/>
         <w:pBdr>
           <w:bottom w:val="single" w:sz="8" w:space="3" w:color="003A70"/>
@@ -3663,7 +3670,7 @@
           <w:b/>
           <w:color w:val="003A70"/>
           <w:spacing w:val="14"/>
-          <w:sz w:val="19"/>
+          <w:sz w:val="22"/>
           <w:szCs w:val="19"/>
         </w:rPr>
         <w:t xml:space="preserve">SELF-CHECK CODE</w:t>
@@ -3682,7 +3689,7 @@
           <w:rFonts w:ascii="Avenir Next" w:hAnsi="Avenir Next" w:cs="Avenir Next" w:eastAsia="Avenir Next"/>
           <w:i/>
           <w:color w:val="5A5F66"/>
-          <w:sz w:val="17"/>
+          <w:sz w:val="22"/>
           <w:szCs w:val="17"/>
         </w:rPr>
         <w:t xml:space="preserve">find your answer · copy its letter into that problem’s box · spell a math word</w:t>
@@ -3740,7 +3747,7 @@
                 <w:rFonts w:ascii="Avenir Next" w:hAnsi="Avenir Next" w:cs="Avenir Next" w:eastAsia="Avenir Next"/>
                 <w:b/>
                 <w:color w:val="1A1A1A"/>
-                <w:sz w:val="18"/>
+                <w:sz w:val="22"/>
                 <w:szCs w:val="18"/>
               </w:rPr>
               <w:t xml:space="preserve">14</w:t>
@@ -3756,7 +3763,7 @@
                 <w:rFonts w:ascii="Avenir Next" w:hAnsi="Avenir Next" w:cs="Avenir Next" w:eastAsia="Avenir Next"/>
                 <w:b/>
                 <w:color w:val="003A70"/>
-                <w:sz w:val="18"/>
+                <w:sz w:val="22"/>
                 <w:szCs w:val="18"/>
               </w:rPr>
               <w:t xml:space="preserve">O</w:t>
@@ -3779,7 +3786,7 @@
                 <w:rFonts w:ascii="Avenir Next" w:hAnsi="Avenir Next" w:cs="Avenir Next" w:eastAsia="Avenir Next"/>
                 <w:b/>
                 <w:color w:val="1A1A1A"/>
-                <w:sz w:val="18"/>
+                <w:sz w:val="22"/>
                 <w:szCs w:val="18"/>
               </w:rPr>
               <w:t xml:space="preserve">17</w:t>
@@ -3795,7 +3802,7 @@
                 <w:rFonts w:ascii="Avenir Next" w:hAnsi="Avenir Next" w:cs="Avenir Next" w:eastAsia="Avenir Next"/>
                 <w:b/>
                 <w:color w:val="003A70"/>
-                <w:sz w:val="18"/>
+                <w:sz w:val="22"/>
                 <w:szCs w:val="18"/>
               </w:rPr>
               <w:t xml:space="preserve">X</w:t>
@@ -3818,7 +3825,7 @@
                 <w:rFonts w:ascii="Avenir Next" w:hAnsi="Avenir Next" w:cs="Avenir Next" w:eastAsia="Avenir Next"/>
                 <w:b/>
                 <w:color w:val="1A1A1A"/>
-                <w:sz w:val="18"/>
+                <w:sz w:val="22"/>
                 <w:szCs w:val="18"/>
               </w:rPr>
               <w:t xml:space="preserve">6 : 10</w:t>
@@ -3834,7 +3841,7 @@
                 <w:rFonts w:ascii="Avenir Next" w:hAnsi="Avenir Next" w:cs="Avenir Next" w:eastAsia="Avenir Next"/>
                 <w:b/>
                 <w:color w:val="003A70"/>
-                <w:sz w:val="18"/>
+                <w:sz w:val="22"/>
                 <w:szCs w:val="18"/>
               </w:rPr>
               <w:t xml:space="preserve">M</w:t>
@@ -3857,7 +3864,7 @@
                 <w:rFonts w:ascii="Avenir Next" w:hAnsi="Avenir Next" w:cs="Avenir Next" w:eastAsia="Avenir Next"/>
                 <w:b/>
                 <w:color w:val="1A1A1A"/>
-                <w:sz w:val="18"/>
+                <w:sz w:val="22"/>
                 <w:szCs w:val="18"/>
               </w:rPr>
               <w:t xml:space="preserve">32</w:t>
@@ -3873,7 +3880,7 @@
                 <w:rFonts w:ascii="Avenir Next" w:hAnsi="Avenir Next" w:cs="Avenir Next" w:eastAsia="Avenir Next"/>
                 <w:b/>
                 <w:color w:val="003A70"/>
-                <w:sz w:val="18"/>
+                <w:sz w:val="22"/>
                 <w:szCs w:val="18"/>
               </w:rPr>
               <w:t xml:space="preserve">C</w:t>
@@ -3896,7 +3903,7 @@
                 <w:rFonts w:ascii="Avenir Next" w:hAnsi="Avenir Next" w:cs="Avenir Next" w:eastAsia="Avenir Next"/>
                 <w:b/>
                 <w:color w:val="1A1A1A"/>
-                <w:sz w:val="18"/>
+                <w:sz w:val="22"/>
                 <w:szCs w:val="18"/>
               </w:rPr>
               <w:t xml:space="preserve">15 : 36</w:t>
@@ -3912,7 +3919,7 @@
                 <w:rFonts w:ascii="Avenir Next" w:hAnsi="Avenir Next" w:cs="Avenir Next" w:eastAsia="Avenir Next"/>
                 <w:b/>
                 <w:color w:val="003A70"/>
-                <w:sz w:val="18"/>
+                <w:sz w:val="22"/>
                 <w:szCs w:val="18"/>
               </w:rPr>
               <w:t xml:space="preserve">O</w:t>
@@ -3935,7 +3942,7 @@
                 <w:rFonts w:ascii="Avenir Next" w:hAnsi="Avenir Next" w:cs="Avenir Next" w:eastAsia="Avenir Next"/>
                 <w:b/>
                 <w:color w:val="1A1A1A"/>
-                <w:sz w:val="18"/>
+                <w:sz w:val="22"/>
                 <w:szCs w:val="18"/>
               </w:rPr>
               <w:t xml:space="preserve">20 : 24</w:t>
@@ -3951,7 +3958,7 @@
                 <w:rFonts w:ascii="Avenir Next" w:hAnsi="Avenir Next" w:cs="Avenir Next" w:eastAsia="Avenir Next"/>
                 <w:b/>
                 <w:color w:val="003A70"/>
-                <w:sz w:val="18"/>
+                <w:sz w:val="22"/>
                 <w:szCs w:val="18"/>
               </w:rPr>
               <w:t xml:space="preserve">Z</w:t>
@@ -3974,7 +3981,7 @@
                 <w:rFonts w:ascii="Avenir Next" w:hAnsi="Avenir Next" w:cs="Avenir Next" w:eastAsia="Avenir Next"/>
                 <w:b/>
                 <w:color w:val="1A1A1A"/>
-                <w:sz w:val="18"/>
+                <w:sz w:val="22"/>
                 <w:szCs w:val="18"/>
               </w:rPr>
               <w:t xml:space="preserve">20 : 45</w:t>
@@ -3990,7 +3997,7 @@
                 <w:rFonts w:ascii="Avenir Next" w:hAnsi="Avenir Next" w:cs="Avenir Next" w:eastAsia="Avenir Next"/>
                 <w:b/>
                 <w:color w:val="003A70"/>
-                <w:sz w:val="18"/>
+                <w:sz w:val="22"/>
                 <w:szCs w:val="18"/>
               </w:rPr>
               <w:t xml:space="preserve">N</w:t>
@@ -4013,7 +4020,7 @@
                 <w:rFonts w:ascii="Avenir Next" w:hAnsi="Avenir Next" w:cs="Avenir Next" w:eastAsia="Avenir Next"/>
                 <w:b/>
                 <w:color w:val="1A1A1A"/>
-                <w:sz w:val="18"/>
+                <w:sz w:val="22"/>
                 <w:szCs w:val="18"/>
               </w:rPr>
               <w:t xml:space="preserve">20 : 36</w:t>
@@ -4029,7 +4036,7 @@
                 <w:rFonts w:ascii="Avenir Next" w:hAnsi="Avenir Next" w:cs="Avenir Next" w:eastAsia="Avenir Next"/>
                 <w:b/>
                 <w:color w:val="003A70"/>
-                <w:sz w:val="18"/>
+                <w:sz w:val="22"/>
                 <w:szCs w:val="18"/>
               </w:rPr>
               <w:t xml:space="preserve">M</w:t>
@@ -4052,7 +4059,7 @@
                 <w:rFonts w:ascii="Avenir Next" w:hAnsi="Avenir Next" w:cs="Avenir Next" w:eastAsia="Avenir Next"/>
                 <w:b/>
                 <w:color w:val="1A1A1A"/>
-                <w:sz w:val="18"/>
+                <w:sz w:val="22"/>
                 <w:szCs w:val="18"/>
               </w:rPr>
               <w:t xml:space="preserve">6 : 5</w:t>
@@ -4068,7 +4075,7 @@
                 <w:rFonts w:ascii="Avenir Next" w:hAnsi="Avenir Next" w:cs="Avenir Next" w:eastAsia="Avenir Next"/>
                 <w:b/>
                 <w:color w:val="003A70"/>
-                <w:sz w:val="18"/>
+                <w:sz w:val="22"/>
                 <w:szCs w:val="18"/>
               </w:rPr>
               <w:t xml:space="preserve">Q</w:t>
@@ -4079,7 +4086,7 @@
     </w:tbl>
     <w:p>
       <w:pPr>
-        <w:spacing w:before="0" w:after="0" w:line="60" w:lineRule="auto"/>
+        <w:spacing w:before="0" w:after="0" w:line="50" w:lineRule="exact"/>
       </w:pPr>
     </w:p>
     <w:tbl>
@@ -4246,7 +4253,7 @@
     </w:tbl>
     <w:p>
       <w:pPr>
-        <w:spacing w:before="0" w:after="0" w:line="40" w:lineRule="auto"/>
+        <w:spacing w:before="0" w:after="0" w:line="50" w:lineRule="exact"/>
       </w:pPr>
     </w:p>
     <w:tbl>
@@ -4288,6 +4295,7 @@
           </w:tcPr>
           <w:p>
             <w:pPr>
+              <w:pStyle w:val="Heading2"/>
               <w:spacing w:before="0" w:after="0" w:line="240" w:lineRule="auto"/>
             </w:pPr>
             <w:r>
@@ -4325,7 +4333,7 @@
               <w:rPr>
                 <w:rFonts w:ascii="Avenir Next" w:hAnsi="Avenir Next" w:cs="Avenir Next" w:eastAsia="Avenir Next"/>
                 <w:color w:val="1A1A1A"/>
-                <w:sz w:val="17"/>
+                <w:sz w:val="22"/>
                 <w:szCs w:val="17"/>
               </w:rPr>
               <w:t xml:space="preserve">  I can do this on my own</w:t>
@@ -4354,7 +4362,7 @@
               <w:rPr>
                 <w:rFonts w:ascii="Avenir Next" w:hAnsi="Avenir Next" w:cs="Avenir Next" w:eastAsia="Avenir Next"/>
                 <w:color w:val="1A1A1A"/>
-                <w:sz w:val="17"/>
+                <w:sz w:val="22"/>
                 <w:szCs w:val="17"/>
               </w:rPr>
               <w:t xml:space="preserve">  I need a little help</w:t>
@@ -4383,7 +4391,7 @@
               <w:rPr>
                 <w:rFonts w:ascii="Avenir Next" w:hAnsi="Avenir Next" w:cs="Avenir Next" w:eastAsia="Avenir Next"/>
                 <w:color w:val="1A1A1A"/>
-                <w:sz w:val="17"/>
+                <w:sz w:val="22"/>
                 <w:szCs w:val="17"/>
               </w:rPr>
               <w:t xml:space="preserve">  I have a question about #</w:t>
@@ -4404,7 +4412,7 @@
     </w:tbl>
     <w:p>
       <w:pPr>
-        <w:spacing w:before="0" w:after="0" w:line="20" w:lineRule="exact"/>
+        <w:spacing w:before="0" w:after="0" w:line="50" w:lineRule="exact"/>
       </w:pPr>
     </w:p>
     <w:sectPr>
@@ -4490,7 +4498,106 @@
               <w:sz w:val="15"/>
               <w:szCs w:val="15"/>
             </w:rPr>
-            <w:t xml:space="preserve">Lesson 3-5  ·  Session 1  ·  Practice Form A</w:t>
+            <w:t xml:space="preserve">3-5 · Page </w:t>
+          </w:r>
+          <w:r>
+            <w:rPr>
+              <w:rFonts w:ascii="Avenir Next" w:hAnsi="Avenir Next" w:cs="Avenir Next" w:eastAsia="Avenir Next"/>
+              <w:color w:val="5A5F66"/>
+              <w:sz w:val="15"/>
+              <w:szCs w:val="15"/>
+            </w:rPr>
+            <w:fldChar w:fldCharType="begin"/>
+          </w:r>
+          <w:r>
+            <w:rPr>
+              <w:rFonts w:ascii="Avenir Next" w:hAnsi="Avenir Next" w:cs="Avenir Next" w:eastAsia="Avenir Next"/>
+              <w:color w:val="5A5F66"/>
+              <w:sz w:val="15"/>
+              <w:szCs w:val="15"/>
+            </w:rPr>
+            <w:instrText xml:space="preserve"> PAGE </w:instrText>
+          </w:r>
+          <w:r>
+            <w:rPr>
+              <w:rFonts w:ascii="Avenir Next" w:hAnsi="Avenir Next" w:cs="Avenir Next" w:eastAsia="Avenir Next"/>
+              <w:color w:val="5A5F66"/>
+              <w:sz w:val="15"/>
+              <w:szCs w:val="15"/>
+            </w:rPr>
+            <w:fldChar w:fldCharType="separate"/>
+          </w:r>
+          <w:r>
+            <w:rPr>
+              <w:rFonts w:ascii="Avenir Next" w:hAnsi="Avenir Next" w:cs="Avenir Next" w:eastAsia="Avenir Next"/>
+              <w:color w:val="5A5F66"/>
+              <w:sz w:val="15"/>
+              <w:szCs w:val="15"/>
+            </w:rPr>
+            <w:t xml:space="preserve">1</w:t>
+          </w:r>
+          <w:r>
+            <w:rPr>
+              <w:rFonts w:ascii="Avenir Next" w:hAnsi="Avenir Next" w:cs="Avenir Next" w:eastAsia="Avenir Next"/>
+              <w:color w:val="5A5F66"/>
+              <w:sz w:val="15"/>
+              <w:szCs w:val="15"/>
+            </w:rPr>
+            <w:fldChar w:fldCharType="end"/>
+          </w:r>
+          <w:r>
+            <w:rPr>
+              <w:rFonts w:ascii="Avenir Next" w:hAnsi="Avenir Next" w:cs="Avenir Next" w:eastAsia="Avenir Next"/>
+              <w:color w:val="5A5F66"/>
+              <w:sz w:val="15"/>
+              <w:szCs w:val="15"/>
+            </w:rPr>
+            <w:t xml:space="preserve"> of </w:t>
+          </w:r>
+          <w:r>
+            <w:rPr>
+              <w:rFonts w:ascii="Avenir Next" w:hAnsi="Avenir Next" w:cs="Avenir Next" w:eastAsia="Avenir Next"/>
+              <w:color w:val="5A5F66"/>
+              <w:sz w:val="15"/>
+              <w:szCs w:val="15"/>
+            </w:rPr>
+            <w:fldChar w:fldCharType="begin"/>
+          </w:r>
+          <w:r>
+            <w:rPr>
+              <w:rFonts w:ascii="Avenir Next" w:hAnsi="Avenir Next" w:cs="Avenir Next" w:eastAsia="Avenir Next"/>
+              <w:color w:val="5A5F66"/>
+              <w:sz w:val="15"/>
+              <w:szCs w:val="15"/>
+            </w:rPr>
+            <w:instrText xml:space="preserve"> NUMPAGES </w:instrText>
+          </w:r>
+          <w:r>
+            <w:rPr>
+              <w:rFonts w:ascii="Avenir Next" w:hAnsi="Avenir Next" w:cs="Avenir Next" w:eastAsia="Avenir Next"/>
+              <w:color w:val="5A5F66"/>
+              <w:sz w:val="15"/>
+              <w:szCs w:val="15"/>
+            </w:rPr>
+            <w:fldChar w:fldCharType="separate"/>
+          </w:r>
+          <w:r>
+            <w:rPr>
+              <w:rFonts w:ascii="Avenir Next" w:hAnsi="Avenir Next" w:cs="Avenir Next" w:eastAsia="Avenir Next"/>
+              <w:color w:val="5A5F66"/>
+              <w:sz w:val="15"/>
+              <w:szCs w:val="15"/>
+            </w:rPr>
+            <w:t xml:space="preserve">1</w:t>
+          </w:r>
+          <w:r>
+            <w:rPr>
+              <w:rFonts w:ascii="Avenir Next" w:hAnsi="Avenir Next" w:cs="Avenir Next" w:eastAsia="Avenir Next"/>
+              <w:color w:val="5A5F66"/>
+              <w:sz w:val="15"/>
+              <w:szCs w:val="15"/>
+            </w:rPr>
+            <w:fldChar w:fldCharType="end"/>
           </w:r>
         </w:p>
       </w:tc>
@@ -4533,5 +4640,23 @@
       </w:tblCellMar>
     </w:tblPr>
   </w:style>
+  <w:style w:type="paragraph" w:styleId="Heading1">
+    <w:name w:val="heading 1"/>
+    <w:basedOn w:val="Normal"/>
+    <w:pPr>
+      <w:outlineLvl w:val="0"/>
+      <w:keepNext w:val="0"/>
+      <w:keepLines w:val="0"/>
+    </w:pPr>
+  </w:style>
+  <w:style w:type="paragraph" w:styleId="Heading2">
+    <w:name w:val="heading 2"/>
+    <w:basedOn w:val="Normal"/>
+    <w:pPr>
+      <w:outlineLvl w:val="1"/>
+      <w:keepNext w:val="0"/>
+      <w:keepLines w:val="0"/>
+    </w:pPr>
+  </w:style>
 </w:styles>
 </file>